--- a/dist/Jessie-Chan-CV-bvnk-pmm.docx
+++ b/dist/Jessie-Chan-CV-bvnk-pmm.docx
@@ -17,7 +17,7 @@
           <w:sz w:val="32"/>
           <w:szCs w:val="32"/>
         </w:rPr>
-        <w:t xml:space="preserve">JI CHENG (JESSIE) CHAN</w:t>
+        <w:t xml:space="preserve">JESSIE CHAN</w:t>
       </w:r>
     </w:p>
     <w:p>
@@ -52,7 +52,7 @@
           <w:sz w:val="20"/>
           <w:szCs w:val="20"/>
         </w:rPr>
-        <w:t xml:space="preserve">Marketer working across Retail, Wealth and Institutional products at a crypto and stablecoin business, with a structured, systems-thinking approach and a data-science research background. Builds the systems rather than only the content: customer research programmes, AI and automation workflows that remove manual work, and regulated messaging cleared with Compliance. Multilingual, currently developing a market-entry plan for a new product line in Malaysia.</w:t>
+        <w:t xml:space="preserve">Crypto and stablecoin marketer across retail, wealth and institutional products, working in a regulated environment with Compliance, Product and Engineering. I use AI to solve go-to-market problems, building the automation, reporting and research workflows teams run on rather than one-off content. Hands-on with customer research, segmentation and competitive analysis, with a data-science research background. Multilingual, currently developing market entry for a new product line in Malaysia.</w:t>
       </w:r>
     </w:p>
     <w:p>
@@ -92,7 +92,7 @@
           <w:sz w:val="20"/>
           <w:szCs w:val="20"/>
         </w:rPr>
-        <w:t xml:space="preserve">Blockchain.com, London, United Kingdom</w:t>
+        <w:t xml:space="preserve">Growth Marketing Intern</w:t>
       </w:r>
       <w:r>
         <w:rPr>
@@ -133,7 +133,7 @@
           <w:sz w:val="20"/>
           <w:szCs w:val="20"/>
         </w:rPr>
-        <w:t xml:space="preserve">Growth Marketing Intern  |  Retail, Wealth and Institutional</w:t>
+        <w:t xml:space="preserve">Blockchain.com, London, United Kingdom  |  Retail, Wealth and Institutional</w:t>
       </w:r>
     </w:p>
     <w:p>
@@ -155,7 +155,7 @@
           <w:sz w:val="20"/>
           <w:szCs w:val="20"/>
         </w:rPr>
-        <w:t xml:space="preserve">Designed and ran a segmented customer research programme across 3 customer segments, returning 114 completed responses at a 14% response rate, and turned the findings into positioning and campaign priorities</w:t>
+        <w:t xml:space="preserve">Designed and ran a segmented customer research programme across 3 customer segments, returning 114 responses, and turned the findings into positioning and campaign priorities</w:t>
       </w:r>
     </w:p>
     <w:p>
@@ -177,7 +177,7 @@
           <w:sz w:val="20"/>
           <w:szCs w:val="20"/>
         </w:rPr>
-        <w:t xml:space="preserve">Supported Institutional and Wealth business development with segmented prospect research: a database of 100 iGaming operators for Institutional outreach and an activated list of 80 crypto publishers for Wealth acquisition</w:t>
+        <w:t xml:space="preserve">Built an outreach channel of 80 crypto publishers for high net worth client acquisition that sourced 3 major clients, plus a 100-operator database for institutional business development</w:t>
       </w:r>
     </w:p>
     <w:p>
@@ -199,7 +199,7 @@
           <w:sz w:val="20"/>
           <w:szCs w:val="20"/>
         </w:rPr>
-        <w:t xml:space="preserve">Developing the go-to-market plan for the loans product in Malaysia: market and competitor review, brand and tone, paid channel opportunity assessment, and KOL, affiliate and referral partnerships. [ADD: partner count approached, or a launch date — this currently reads as activity rather than progress]</w:t>
+        <w:t xml:space="preserve">Automated daily reporting with Claude Code, cutting 30 min/day of manual work, and partnered with Data Engineering and Security to publish it as an internal dashboard; built MCP and API integrations and internal bots to remove repeat manual work across the team</w:t>
       </w:r>
     </w:p>
     <w:p>
@@ -221,7 +221,7 @@
           <w:sz w:val="20"/>
           <w:szCs w:val="20"/>
         </w:rPr>
-        <w:t xml:space="preserve">Automated daily performance reporting after evaluating 4 implementation approaches, cutting ~30 min/day of manual work, and partnered with Marketing, Web3, Data Engineering, AI Engineering and Security to publish it as an internal Streamlit dashboard</w:t>
+        <w:t xml:space="preserve">Developing go-to-market for the loans product in Malaysia: market and competitor review, brand and tone, channel opportunity assessment, and KOL, affiliate and referral partnerships</w:t>
       </w:r>
     </w:p>
     <w:p>
@@ -243,7 +243,7 @@
           <w:sz w:val="20"/>
           <w:szCs w:val="20"/>
         </w:rPr>
-        <w:t xml:space="preserve">Built an in-house AI production workflow after evaluating 6 model providers, cutting asset production from ~2 hours to 30 minutes and establishing a capability the team did not previously have</w:t>
+        <w:t xml:space="preserve">Set customer-facing content standards across 20 app-store storefronts and reviewed regulated messaging across all retail products with Compliance, covering UK, US and EU jurisdictions</w:t>
       </w:r>
     </w:p>
     <w:p>
@@ -265,7 +265,7 @@
           <w:sz w:val="20"/>
           <w:szCs w:val="20"/>
         </w:rPr>
-        <w:t xml:space="preserve">Owned customer-facing content standards across 20 app-store storefronts and reviewed regulated messaging across all retail products with Compliance, covering UK, US and EU jurisdictions</w:t>
+        <w:t xml:space="preserve">Built an AI-powered UGC production workflow from scratch, delivering 100+ video assets and cutting production time by 75%, establishing an in-house capability the team did not previously have</w:t>
       </w:r>
     </w:p>
     <w:p>
@@ -287,7 +287,7 @@
           <w:sz w:val="20"/>
           <w:szCs w:val="20"/>
         </w:rPr>
-        <w:t xml:space="preserve">Ran paid acquisition across 5 channels and 26 markets, scaling from 187 to 562 daily installs (~3x) at flat ~$1.50 CPI using 128 structured tests to direct budget</w:t>
+        <w:t xml:space="preserve">Ran paid acquisition across 5 channels and 26 markets, using 128 structured tests to direct budget and cut CPI on UK campaigns by 21.5% while installs increased 30.2%</w:t>
       </w:r>
     </w:p>
     <w:p>
@@ -307,7 +307,7 @@
           <w:sz w:val="20"/>
           <w:szCs w:val="20"/>
         </w:rPr>
-        <w:t xml:space="preserve">Malaberg, London, United Kingdom</w:t>
+        <w:t xml:space="preserve">Performance Marketer</w:t>
       </w:r>
       <w:r>
         <w:rPr>
@@ -348,7 +348,7 @@
           <w:sz w:val="20"/>
           <w:szCs w:val="20"/>
         </w:rPr>
-        <w:t xml:space="preserve">Performance Marketer</w:t>
+        <w:t xml:space="preserve">Malaberg, London, United Kingdom</w:t>
       </w:r>
     </w:p>
     <w:p>
@@ -392,7 +392,7 @@
           <w:sz w:val="20"/>
           <w:szCs w:val="20"/>
         </w:rPr>
-        <w:t xml:space="preserve">Built a company-wide automated reporting pipeline on lead conversion, cutting daily report preparation from 30+ min to almost immediate output</w:t>
+        <w:t xml:space="preserve">Built a company-wide automated reporting pipeline on lead conversion, cutting daily report preparation from 30 min to almost immediate output</w:t>
       </w:r>
     </w:p>
     <w:p>
@@ -414,7 +414,7 @@
           <w:sz w:val="20"/>
           <w:szCs w:val="20"/>
         </w:rPr>
-        <w:t xml:space="preserve">Ran funnel and lifecycle analysis in Power BI, Excel and Microsoft Clarity, then rebuilt the pages responsible; daily conversions rose from 10 to 50+ (5x) with +5% funnel progression</w:t>
+        <w:t xml:space="preserve">Increased daily conversions from 10 to 50+ (5x) by rebuilding landing and promotional pages in Figma and Photoshop, informed by funnel analysis in Power BI, Excel and Microsoft Clarity, increasing funnel progression by 5%</w:t>
       </w:r>
     </w:p>
     <w:p>
@@ -598,6 +598,30 @@
           <w:sz w:val="20"/>
           <w:szCs w:val="20"/>
         </w:rPr>
+        <w:t xml:space="preserve">AI &amp; automation: </w:t>
+      </w:r>
+      <w:r>
+        <w:rPr>
+          <w:rFonts w:ascii="Calibri" w:cs="Calibri" w:eastAsia="Calibri" w:hAnsi="Calibri"/>
+          <w:b w:val="false"/>
+          <w:bCs w:val="false"/>
+          <w:i w:val="false"/>
+          <w:iCs w:val="false"/>
+          <w:sz w:val="20"/>
+          <w:szCs w:val="20"/>
+        </w:rPr>
+        <w:t xml:space="preserve">Automation workflows (Claude Code, Cursor), MCP and API integrations (Windsor.ai), vibe-coded apps and bots (deployed on fly.io), AI UGC workflow design (avatar, voice, motion, video), tools: Runway, Jitter, Gemini, Seedance, Wan, Seeaudio, ElevenLabs; </w:t>
+      </w:r>
+      <w:r>
+        <w:rPr>
+          <w:rFonts w:ascii="Calibri" w:cs="Calibri" w:eastAsia="Calibri" w:hAnsi="Calibri"/>
+          <w:b/>
+          <w:bCs/>
+          <w:i w:val="false"/>
+          <w:iCs w:val="false"/>
+          <w:sz w:val="20"/>
+          <w:szCs w:val="20"/>
+        </w:rPr>
         <w:t xml:space="preserve">Research &amp; insight: </w:t>
       </w:r>
       <w:r>
@@ -610,42 +634,8 @@
           <w:sz w:val="20"/>
           <w:szCs w:val="20"/>
         </w:rPr>
-        <w:t xml:space="preserve">Survey design and segmentation; customer interviews; competitor and market review; funnel and cohort analysis; experimental test design; Power BI, Excel, Microsoft Clarity, SQL, R, Python</w:t>
-      </w:r>
-    </w:p>
-    <w:p>
-      <w:pPr>
-        <w:spacing w:after="60"/>
-      </w:pPr>
-      <w:r>
-        <w:rPr>
-          <w:rFonts w:ascii="Calibri" w:cs="Calibri" w:eastAsia="Calibri" w:hAnsi="Calibri"/>
-          <w:b/>
-          <w:bCs/>
-          <w:i w:val="false"/>
-          <w:iCs w:val="false"/>
-          <w:sz w:val="20"/>
-          <w:szCs w:val="20"/>
-        </w:rPr>
-        <w:t xml:space="preserve">Automation &amp; AI: </w:t>
-      </w:r>
-      <w:r>
-        <w:rPr>
-          <w:rFonts w:ascii="Calibri" w:cs="Calibri" w:eastAsia="Calibri" w:hAnsi="Calibri"/>
-          <w:b w:val="false"/>
-          <w:bCs w:val="false"/>
-          <w:i w:val="false"/>
-          <w:iCs w:val="false"/>
-          <w:sz w:val="20"/>
-          <w:szCs w:val="20"/>
-        </w:rPr>
-        <w:t xml:space="preserve">Automated reporting pipelines; AI production workflows and prompt engineering; evaluation of 6 model providers; Streamlit. [ADD: n8n — explicitly named in the JD and learnable in a weekend. Build something small with it and this line answers their requirement with work rather than willingness]</w:t>
-      </w:r>
-    </w:p>
-    <w:p>
-      <w:pPr>
-        <w:spacing w:after="60"/>
-      </w:pPr>
+        <w:t xml:space="preserve">Survey design and segmentation, customer research programmes, competitor research (Appfollow), funnel and cohort analysis, experimental test design, Power BI, Excel, Microsoft Clarity, R, Python, SQL; </w:t>
+      </w:r>
       <w:r>
         <w:rPr>
           <w:rFonts w:ascii="Calibri" w:cs="Calibri" w:eastAsia="Calibri" w:hAnsi="Calibri"/>
@@ -668,42 +658,80 @@
           <w:sz w:val="20"/>
           <w:szCs w:val="20"/>
         </w:rPr>
-        <w:t xml:space="preserve">Market entry planning, brand and tone, positioning and messaging, app-store and customer-facing content, KOL, affiliate and referral partnerships, regulated messaging review with Compliance</w:t>
-      </w:r>
-    </w:p>
-    <w:p>
-      <w:pPr>
-        <w:spacing w:after="60"/>
-      </w:pPr>
-      <w:r>
-        <w:rPr>
-          <w:rFonts w:ascii="Calibri" w:cs="Calibri" w:eastAsia="Calibri" w:hAnsi="Calibri"/>
-          <w:b/>
-          <w:bCs/>
-          <w:i w:val="false"/>
-          <w:iCs w:val="false"/>
-          <w:sz w:val="20"/>
-          <w:szCs w:val="20"/>
-        </w:rPr>
-        <w:t xml:space="preserve">Channels: </w:t>
-      </w:r>
-      <w:r>
-        <w:rPr>
-          <w:rFonts w:ascii="Calibri" w:cs="Calibri" w:eastAsia="Calibri" w:hAnsi="Calibri"/>
-          <w:b w:val="false"/>
-          <w:bCs w:val="false"/>
-          <w:i w:val="false"/>
-          <w:iCs w:val="false"/>
-          <w:sz w:val="20"/>
-          <w:szCs w:val="20"/>
-        </w:rPr>
-        <w:t xml:space="preserve">Apple Search Ads, Google Ads, Meta, TikTok, LinkedIn; international campaign structure across 26 markets</w:t>
-      </w:r>
-    </w:p>
-    <w:p>
-      <w:pPr>
-        <w:spacing w:after="60"/>
-      </w:pPr>
+        <w:t xml:space="preserve">Market entry planning, positioning and messaging, brand and tone, customer-facing and app-store content, KOL, affiliate and referral partnerships, regulated messaging review with Legal and Compliance; </w:t>
+      </w:r>
+      <w:r>
+        <w:rPr>
+          <w:rFonts w:ascii="Calibri" w:cs="Calibri" w:eastAsia="Calibri" w:hAnsi="Calibri"/>
+          <w:b/>
+          <w:bCs/>
+          <w:i w:val="false"/>
+          <w:iCs w:val="false"/>
+          <w:sz w:val="20"/>
+          <w:szCs w:val="20"/>
+        </w:rPr>
+        <w:t xml:space="preserve">Creative: </w:t>
+      </w:r>
+      <w:r>
+        <w:rPr>
+          <w:rFonts w:ascii="Calibri" w:cs="Calibri" w:eastAsia="Calibri" w:hAnsi="Calibri"/>
+          <w:b w:val="false"/>
+          <w:bCs w:val="false"/>
+          <w:i w:val="false"/>
+          <w:iCs w:val="false"/>
+          <w:sz w:val="20"/>
+          <w:szCs w:val="20"/>
+        </w:rPr>
+        <w:t xml:space="preserve">Creative briefing and direction, AI UGC production, agency and partner management, Figma, Photoshop; </w:t>
+      </w:r>
+      <w:r>
+        <w:rPr>
+          <w:rFonts w:ascii="Calibri" w:cs="Calibri" w:eastAsia="Calibri" w:hAnsi="Calibri"/>
+          <w:b/>
+          <w:bCs/>
+          <w:i w:val="false"/>
+          <w:iCs w:val="false"/>
+          <w:sz w:val="20"/>
+          <w:szCs w:val="20"/>
+        </w:rPr>
+        <w:t xml:space="preserve">Paid media: </w:t>
+      </w:r>
+      <w:r>
+        <w:rPr>
+          <w:rFonts w:ascii="Calibri" w:cs="Calibri" w:eastAsia="Calibri" w:hAnsi="Calibri"/>
+          <w:b w:val="false"/>
+          <w:bCs w:val="false"/>
+          <w:i w:val="false"/>
+          <w:iCs w:val="false"/>
+          <w:sz w:val="20"/>
+          <w:szCs w:val="20"/>
+        </w:rPr>
+        <w:t xml:space="preserve">Apple Search Ads, Google Ads, Meta, TikTok, LinkedIn, ASO and Custom Product Page, international campaign structure, creative testing and budget allocation; </w:t>
+      </w:r>
+      <w:r>
+        <w:rPr>
+          <w:rFonts w:ascii="Calibri" w:cs="Calibri" w:eastAsia="Calibri" w:hAnsi="Calibri"/>
+          <w:b/>
+          <w:bCs/>
+          <w:i w:val="false"/>
+          <w:iCs w:val="false"/>
+          <w:sz w:val="20"/>
+          <w:szCs w:val="20"/>
+        </w:rPr>
+        <w:t xml:space="preserve">Personal interest: </w:t>
+      </w:r>
+      <w:r>
+        <w:rPr>
+          <w:rFonts w:ascii="Calibri" w:cs="Calibri" w:eastAsia="Calibri" w:hAnsi="Calibri"/>
+          <w:b w:val="false"/>
+          <w:bCs w:val="false"/>
+          <w:i w:val="false"/>
+          <w:iCs w:val="false"/>
+          <w:sz w:val="20"/>
+          <w:szCs w:val="20"/>
+        </w:rPr>
+        <w:t xml:space="preserve">Digital assets, business psychology, languages; </w:t>
+      </w:r>
       <w:r>
         <w:rPr>
           <w:rFonts w:ascii="Calibri" w:cs="Calibri" w:eastAsia="Calibri" w:hAnsi="Calibri"/>

--- a/dist/Jessie-Chan-CV-bvnk-pmm.docx
+++ b/dist/Jessie-Chan-CV-bvnk-pmm.docx
@@ -200,6 +200,28 @@
           <w:szCs w:val="20"/>
         </w:rPr>
         <w:t xml:space="preserve">Automated daily reporting with Claude Code, cutting 30 min/day of manual work, and partnered with Data Engineering and Security to publish it as an internal dashboard; built MCP and API integrations and internal bots to remove repeat manual work across the team</w:t>
+      </w:r>
+    </w:p>
+    <w:p>
+      <w:pPr>
+        <w:pStyle w:val="ListParagraph"/>
+        <w:numPr>
+          <w:ilvl w:val="0"/>
+          <w:numId w:val="2"/>
+        </w:numPr>
+        <w:spacing w:after="50"/>
+      </w:pPr>
+      <w:r>
+        <w:rPr>
+          <w:rFonts w:ascii="Calibri" w:cs="Calibri" w:eastAsia="Calibri" w:hAnsi="Calibri"/>
+          <w:b w:val="false"/>
+          <w:bCs w:val="false"/>
+          <w:i w:val="false"/>
+          <w:iCs w:val="false"/>
+          <w:sz w:val="20"/>
+          <w:szCs w:val="20"/>
+        </w:rPr>
+        <w:t xml:space="preserve">Implemented API tools to translate CRM communications into local languages, increasing email open rate by 10%</w:t>
       </w:r>
     </w:p>
     <w:p>

--- a/dist/Jessie-Chan-CV-bvnk-pmm.docx
+++ b/dist/Jessie-Chan-CV-bvnk-pmm.docx
@@ -52,7 +52,7 @@
           <w:sz w:val="20"/>
           <w:szCs w:val="20"/>
         </w:rPr>
-        <w:t xml:space="preserve">Crypto and stablecoin marketer across retail, wealth and institutional products, working in a regulated environment with Compliance, Product and Engineering. I use AI to solve go-to-market problems, building the automation, reporting and research workflows teams run on rather than one-off content. Hands-on with customer research, segmentation and competitive analysis, with a data-science research background. Multilingual, currently developing market entry for a new product line in Malaysia.</w:t>
+        <w:t xml:space="preserve">Crypto marketer working across retail, wealth and institutional products, focused on customer research, regulated customer communications and AI automation. I have run research across 3 customer segments, written and reviewed customer-facing messaging with Compliance across UK, US and EU markets, and built the reporting and automation workflows the team runs on. I use Claude Code and Cursor daily and build MCP and API integrations. Data-science research background, working in 4 languages.</w:t>
       </w:r>
     </w:p>
     <w:p>
@@ -155,7 +155,7 @@
           <w:sz w:val="20"/>
           <w:szCs w:val="20"/>
         </w:rPr>
-        <w:t xml:space="preserve">Designed and ran a segmented customer research programme across 3 customer segments, returning 114 responses, and turned the findings into positioning and campaign priorities</w:t>
+        <w:t xml:space="preserve">Designed and ran a customer survey across 3 customer segments, returning 114 responses at a 14% response rate</w:t>
       </w:r>
     </w:p>
     <w:p>
@@ -177,7 +177,7 @@
           <w:sz w:val="20"/>
           <w:szCs w:val="20"/>
         </w:rPr>
-        <w:t xml:space="preserve">Built an outreach channel of 80 crypto publishers for high net worth client acquisition that sourced 3 major clients, plus a 100-operator database for institutional business development</w:t>
+        <w:t xml:space="preserve">Sourced 3 major Wealth clients through an outreach channel of 80 crypto publishers, and built a 100-operator database for Institutional business development</w:t>
       </w:r>
     </w:p>
     <w:p>
@@ -199,7 +199,7 @@
           <w:sz w:val="20"/>
           <w:szCs w:val="20"/>
         </w:rPr>
-        <w:t xml:space="preserve">Automated daily reporting with Claude Code, cutting 30 min/day of manual work, and partnered with Data Engineering and Security to publish it as an internal dashboard; built MCP and API integrations and internal bots to remove repeat manual work across the team</w:t>
+        <w:t xml:space="preserve">Implemented API tools to translate CRM communications into local languages, increasing email open rate by 10%</w:t>
       </w:r>
     </w:p>
     <w:p>
@@ -221,7 +221,7 @@
           <w:sz w:val="20"/>
           <w:szCs w:val="20"/>
         </w:rPr>
-        <w:t xml:space="preserve">Implemented API tools to translate CRM communications into local languages, increasing email open rate by 10%</w:t>
+        <w:t xml:space="preserve">Developed and reviewed regulated customer-facing messaging across all retail products and 20 app-store storefronts in UK, US and EU markets</w:t>
       </w:r>
     </w:p>
     <w:p>
@@ -243,7 +243,7 @@
           <w:sz w:val="20"/>
           <w:szCs w:val="20"/>
         </w:rPr>
-        <w:t xml:space="preserve">Developing go-to-market for the loans product in Malaysia: market and competitor review, brand and tone, channel opportunity assessment, and KOL, affiliate and referral partnerships</w:t>
+        <w:t xml:space="preserve">Partnered with Front-End Engineering to ship refreshed Personal and Earn product pages across jurisdictions</w:t>
       </w:r>
     </w:p>
     <w:p>
@@ -265,7 +265,7 @@
           <w:sz w:val="20"/>
           <w:szCs w:val="20"/>
         </w:rPr>
-        <w:t xml:space="preserve">Set customer-facing content standards across 20 app-store storefronts and reviewed regulated messaging across all retail products with Compliance, covering UK, US and EU jurisdictions</w:t>
+        <w:t xml:space="preserve">Developing go-to-market for the loans product in Malaysia, covering competitor review, brand and tone, and KOL, affiliate and referral partnerships</w:t>
       </w:r>
     </w:p>
     <w:p>
@@ -287,7 +287,7 @@
           <w:sz w:val="20"/>
           <w:szCs w:val="20"/>
         </w:rPr>
-        <w:t xml:space="preserve">Built an AI-powered UGC production workflow from scratch, delivering 100+ video assets and cutting production time by 75%, establishing an in-house capability the team did not previously have</w:t>
+        <w:t xml:space="preserve">Automated daily reporting with Claude Code and Cursor, cutting 30 min/day of manual work, and partnered with Data Engineering and Security to publish it as an internal dashboard</w:t>
       </w:r>
     </w:p>
     <w:p>
@@ -309,68 +309,7 @@
           <w:sz w:val="20"/>
           <w:szCs w:val="20"/>
         </w:rPr>
-        <w:t xml:space="preserve">Ran paid acquisition across 5 channels and 26 markets, using 128 structured tests to direct budget and cut CPI on UK campaigns by 21.5% while installs increased 30.2%</w:t>
-      </w:r>
-    </w:p>
-    <w:p>
-      <w:pPr>
-        <w:tabs>
-          <w:tab w:val="right" w:pos="10466"/>
-        </w:tabs>
-        <w:spacing w:after="10" w:before="100"/>
-      </w:pPr>
-      <w:r>
-        <w:rPr>
-          <w:rFonts w:ascii="Calibri" w:cs="Calibri" w:eastAsia="Calibri" w:hAnsi="Calibri"/>
-          <w:b/>
-          <w:bCs/>
-          <w:i w:val="false"/>
-          <w:iCs w:val="false"/>
-          <w:sz w:val="20"/>
-          <w:szCs w:val="20"/>
-        </w:rPr>
-        <w:t xml:space="preserve">Performance Marketer</w:t>
-      </w:r>
-      <w:r>
-        <w:rPr>
-          <w:rFonts w:ascii="Calibri" w:cs="Calibri" w:eastAsia="Calibri" w:hAnsi="Calibri"/>
-          <w:b w:val="false"/>
-          <w:bCs w:val="false"/>
-          <w:i w:val="false"/>
-          <w:iCs w:val="false"/>
-          <w:sz w:val="20"/>
-          <w:szCs w:val="20"/>
-        </w:rPr>
-        <w:t xml:space="preserve">	</w:t>
-      </w:r>
-      <w:r>
-        <w:rPr>
-          <w:rFonts w:ascii="Calibri" w:cs="Calibri" w:eastAsia="Calibri" w:hAnsi="Calibri"/>
-          <w:b/>
-          <w:bCs/>
-          <w:i w:val="false"/>
-          <w:iCs w:val="false"/>
-          <w:sz w:val="20"/>
-          <w:szCs w:val="20"/>
-        </w:rPr>
-        <w:t xml:space="preserve">Feb 2025 – Apr 2026</w:t>
-      </w:r>
-    </w:p>
-    <w:p>
-      <w:pPr>
-        <w:spacing w:after="60"/>
-      </w:pPr>
-      <w:r>
-        <w:rPr>
-          <w:rFonts w:ascii="Calibri" w:cs="Calibri" w:eastAsia="Calibri" w:hAnsi="Calibri"/>
-          <w:b w:val="false"/>
-          <w:bCs w:val="false"/>
-          <w:i/>
-          <w:iCs/>
-          <w:sz w:val="20"/>
-          <w:szCs w:val="20"/>
-        </w:rPr>
-        <w:t xml:space="preserve">Malaberg, London, United Kingdom</w:t>
+        <w:t xml:space="preserve">Built MCP and API integrations and internal bots to remove repeat manual work across the team</w:t>
       </w:r>
     </w:p>
     <w:p>
@@ -392,7 +331,7 @@
           <w:sz w:val="20"/>
           <w:szCs w:val="20"/>
         </w:rPr>
-        <w:t xml:space="preserve">Led weekly content reviews with Compliance, setting the standard for regulated consumer-finance messaging across every customer-facing channel</w:t>
+        <w:t xml:space="preserve">Developed an AI-powered UGC production workflow, delivering 100+ video assets and cutting production time by 75%</w:t>
       </w:r>
     </w:p>
     <w:p>
@@ -414,7 +353,68 @@
           <w:sz w:val="20"/>
           <w:szCs w:val="20"/>
         </w:rPr>
-        <w:t xml:space="preserve">Built a company-wide automated reporting pipeline on lead conversion, cutting daily report preparation from 30 min to almost immediate output</w:t>
+        <w:t xml:space="preserve">Ran 128 structured campaign tests across 26 markets, reallocating budget away from 26 underperforming campaigns</w:t>
+      </w:r>
+    </w:p>
+    <w:p>
+      <w:pPr>
+        <w:tabs>
+          <w:tab w:val="right" w:pos="10466"/>
+        </w:tabs>
+        <w:spacing w:after="10" w:before="100"/>
+      </w:pPr>
+      <w:r>
+        <w:rPr>
+          <w:rFonts w:ascii="Calibri" w:cs="Calibri" w:eastAsia="Calibri" w:hAnsi="Calibri"/>
+          <w:b/>
+          <w:bCs/>
+          <w:i w:val="false"/>
+          <w:iCs w:val="false"/>
+          <w:sz w:val="20"/>
+          <w:szCs w:val="20"/>
+        </w:rPr>
+        <w:t xml:space="preserve">Performance Marketer</w:t>
+      </w:r>
+      <w:r>
+        <w:rPr>
+          <w:rFonts w:ascii="Calibri" w:cs="Calibri" w:eastAsia="Calibri" w:hAnsi="Calibri"/>
+          <w:b w:val="false"/>
+          <w:bCs w:val="false"/>
+          <w:i w:val="false"/>
+          <w:iCs w:val="false"/>
+          <w:sz w:val="20"/>
+          <w:szCs w:val="20"/>
+        </w:rPr>
+        <w:t xml:space="preserve">	</w:t>
+      </w:r>
+      <w:r>
+        <w:rPr>
+          <w:rFonts w:ascii="Calibri" w:cs="Calibri" w:eastAsia="Calibri" w:hAnsi="Calibri"/>
+          <w:b/>
+          <w:bCs/>
+          <w:i w:val="false"/>
+          <w:iCs w:val="false"/>
+          <w:sz w:val="20"/>
+          <w:szCs w:val="20"/>
+        </w:rPr>
+        <w:t xml:space="preserve">Feb 2025 – Apr 2026</w:t>
+      </w:r>
+    </w:p>
+    <w:p>
+      <w:pPr>
+        <w:spacing w:after="60"/>
+      </w:pPr>
+      <w:r>
+        <w:rPr>
+          <w:rFonts w:ascii="Calibri" w:cs="Calibri" w:eastAsia="Calibri" w:hAnsi="Calibri"/>
+          <w:b w:val="false"/>
+          <w:bCs w:val="false"/>
+          <w:i/>
+          <w:iCs/>
+          <w:sz w:val="20"/>
+          <w:szCs w:val="20"/>
+        </w:rPr>
+        <w:t xml:space="preserve">Malaberg, London, United Kingdom</w:t>
       </w:r>
     </w:p>
     <w:p>
@@ -436,7 +436,7 @@
           <w:sz w:val="20"/>
           <w:szCs w:val="20"/>
         </w:rPr>
-        <w:t xml:space="preserve">Increased daily conversions from 10 to 50+ (5x) by rebuilding landing and promotional pages in Figma and Photoshop, informed by funnel analysis in Power BI, Excel and Microsoft Clarity, increasing funnel progression by 5%</w:t>
+        <w:t xml:space="preserve">Led weekly content reviews with Compliance to clear regulated consumer-finance messaging across all channels</w:t>
       </w:r>
     </w:p>
     <w:p>
@@ -458,7 +458,51 @@
           <w:sz w:val="20"/>
           <w:szCs w:val="20"/>
         </w:rPr>
-        <w:t xml:space="preserve">Managed £50k+ monthly paid budget with full accountability for efficiency, sustaining 120% ROAS</w:t>
+        <w:t xml:space="preserve">Built a company-wide automated reporting pipeline on lead conversion, cutting daily report preparation from 30+ min to almost immediate output</w:t>
+      </w:r>
+    </w:p>
+    <w:p>
+      <w:pPr>
+        <w:pStyle w:val="ListParagraph"/>
+        <w:numPr>
+          <w:ilvl w:val="0"/>
+          <w:numId w:val="2"/>
+        </w:numPr>
+        <w:spacing w:after="50"/>
+      </w:pPr>
+      <w:r>
+        <w:rPr>
+          <w:rFonts w:ascii="Calibri" w:cs="Calibri" w:eastAsia="Calibri" w:hAnsi="Calibri"/>
+          <w:b w:val="false"/>
+          <w:bCs w:val="false"/>
+          <w:i w:val="false"/>
+          <w:iCs w:val="false"/>
+          <w:sz w:val="20"/>
+          <w:szCs w:val="20"/>
+        </w:rPr>
+        <w:t xml:space="preserve">Increased daily conversions from 10 to 50+ (5x) by rebuilding landing and promotional pages in Figma and Photoshop, informed by funnel analysis in Power BI, Excel and Microsoft Clarity</w:t>
+      </w:r>
+    </w:p>
+    <w:p>
+      <w:pPr>
+        <w:pStyle w:val="ListParagraph"/>
+        <w:numPr>
+          <w:ilvl w:val="0"/>
+          <w:numId w:val="2"/>
+        </w:numPr>
+        <w:spacing w:after="50"/>
+      </w:pPr>
+      <w:r>
+        <w:rPr>
+          <w:rFonts w:ascii="Calibri" w:cs="Calibri" w:eastAsia="Calibri" w:hAnsi="Calibri"/>
+          <w:b w:val="false"/>
+          <w:bCs w:val="false"/>
+          <w:i w:val="false"/>
+          <w:iCs w:val="false"/>
+          <w:sz w:val="20"/>
+          <w:szCs w:val="20"/>
+        </w:rPr>
+        <w:t xml:space="preserve">Managed £50k+ monthly paid budget managing ads and conversion funnels, sustaining 120% ROAS</w:t>
       </w:r>
     </w:p>
     <w:p>
@@ -632,31 +676,31 @@
           <w:sz w:val="20"/>
           <w:szCs w:val="20"/>
         </w:rPr>
-        <w:t xml:space="preserve">Automation workflows (Claude Code, Cursor), MCP and API integrations (Windsor.ai), vibe-coded apps and bots (deployed on fly.io), AI UGC workflow design (avatar, voice, motion, video), tools: Runway, Jitter, Gemini, Seedance, Wan, Seeaudio, ElevenLabs; </w:t>
-      </w:r>
-      <w:r>
-        <w:rPr>
-          <w:rFonts w:ascii="Calibri" w:cs="Calibri" w:eastAsia="Calibri" w:hAnsi="Calibri"/>
-          <w:b/>
-          <w:bCs/>
-          <w:i w:val="false"/>
-          <w:iCs w:val="false"/>
-          <w:sz w:val="20"/>
-          <w:szCs w:val="20"/>
-        </w:rPr>
-        <w:t xml:space="preserve">Research &amp; insight: </w:t>
-      </w:r>
-      <w:r>
-        <w:rPr>
-          <w:rFonts w:ascii="Calibri" w:cs="Calibri" w:eastAsia="Calibri" w:hAnsi="Calibri"/>
-          <w:b w:val="false"/>
-          <w:bCs w:val="false"/>
-          <w:i w:val="false"/>
-          <w:iCs w:val="false"/>
-          <w:sz w:val="20"/>
-          <w:szCs w:val="20"/>
-        </w:rPr>
-        <w:t xml:space="preserve">Survey design and segmentation, customer research programmes, competitor research (Appfollow), funnel and cohort analysis, experimental test design, Power BI, Excel, Microsoft Clarity, R, Python, SQL; </w:t>
+        <w:t xml:space="preserve">Automation workflows (Claude Code, Cursor), MCP and API integrations (Windsor.ai), vibe-coded apps and bots (deployed on fly.io), prompt engineering, evaluation of 6 model providers, AI UGC workflow design, tools: Runway, Jitter, Gemini, ElevenLabs; </w:t>
+      </w:r>
+      <w:r>
+        <w:rPr>
+          <w:rFonts w:ascii="Calibri" w:cs="Calibri" w:eastAsia="Calibri" w:hAnsi="Calibri"/>
+          <w:b/>
+          <w:bCs/>
+          <w:i w:val="false"/>
+          <w:iCs w:val="false"/>
+          <w:sz w:val="20"/>
+          <w:szCs w:val="20"/>
+        </w:rPr>
+        <w:t xml:space="preserve">Customer insight: </w:t>
+      </w:r>
+      <w:r>
+        <w:rPr>
+          <w:rFonts w:ascii="Calibri" w:cs="Calibri" w:eastAsia="Calibri" w:hAnsi="Calibri"/>
+          <w:b w:val="false"/>
+          <w:bCs w:val="false"/>
+          <w:i w:val="false"/>
+          <w:iCs w:val="false"/>
+          <w:sz w:val="20"/>
+          <w:szCs w:val="20"/>
+        </w:rPr>
+        <w:t xml:space="preserve">Survey design and segmentation, customer and competitor research (Appfollow), funnel and cohort analysis, structured test design, Power BI, Excel, Microsoft Clarity, R, Python, SQL; </w:t>
       </w:r>
       <w:r>
         <w:rPr>
@@ -680,55 +724,55 @@
           <w:sz w:val="20"/>
           <w:szCs w:val="20"/>
         </w:rPr>
-        <w:t xml:space="preserve">Market entry planning, positioning and messaging, brand and tone, customer-facing and app-store content, KOL, affiliate and referral partnerships, regulated messaging review with Legal and Compliance; </w:t>
-      </w:r>
-      <w:r>
-        <w:rPr>
-          <w:rFonts w:ascii="Calibri" w:cs="Calibri" w:eastAsia="Calibri" w:hAnsi="Calibri"/>
-          <w:b/>
-          <w:bCs/>
-          <w:i w:val="false"/>
-          <w:iCs w:val="false"/>
-          <w:sz w:val="20"/>
-          <w:szCs w:val="20"/>
-        </w:rPr>
-        <w:t xml:space="preserve">Creative: </w:t>
-      </w:r>
-      <w:r>
-        <w:rPr>
-          <w:rFonts w:ascii="Calibri" w:cs="Calibri" w:eastAsia="Calibri" w:hAnsi="Calibri"/>
-          <w:b w:val="false"/>
-          <w:bCs w:val="false"/>
-          <w:i w:val="false"/>
-          <w:iCs w:val="false"/>
-          <w:sz w:val="20"/>
-          <w:szCs w:val="20"/>
-        </w:rPr>
-        <w:t xml:space="preserve">Creative briefing and direction, AI UGC production, agency and partner management, Figma, Photoshop; </w:t>
-      </w:r>
-      <w:r>
-        <w:rPr>
-          <w:rFonts w:ascii="Calibri" w:cs="Calibri" w:eastAsia="Calibri" w:hAnsi="Calibri"/>
-          <w:b/>
-          <w:bCs/>
-          <w:i w:val="false"/>
-          <w:iCs w:val="false"/>
-          <w:sz w:val="20"/>
-          <w:szCs w:val="20"/>
-        </w:rPr>
-        <w:t xml:space="preserve">Paid media: </w:t>
-      </w:r>
-      <w:r>
-        <w:rPr>
-          <w:rFonts w:ascii="Calibri" w:cs="Calibri" w:eastAsia="Calibri" w:hAnsi="Calibri"/>
-          <w:b w:val="false"/>
-          <w:bCs w:val="false"/>
-          <w:i w:val="false"/>
-          <w:iCs w:val="false"/>
-          <w:sz w:val="20"/>
-          <w:szCs w:val="20"/>
-        </w:rPr>
-        <w:t xml:space="preserve">Apple Search Ads, Google Ads, Meta, TikTok, LinkedIn, ASO and Custom Product Page, international campaign structure, creative testing and budget allocation; </w:t>
+        <w:t xml:space="preserve">Market entry planning, positioning and messaging, brand and tone, CRM and localised customer communications, product page and app-store content, KOL, affiliate and referral partnerships; </w:t>
+      </w:r>
+      <w:r>
+        <w:rPr>
+          <w:rFonts w:ascii="Calibri" w:cs="Calibri" w:eastAsia="Calibri" w:hAnsi="Calibri"/>
+          <w:b/>
+          <w:bCs/>
+          <w:i w:val="false"/>
+          <w:iCs w:val="false"/>
+          <w:sz w:val="20"/>
+          <w:szCs w:val="20"/>
+        </w:rPr>
+        <w:t xml:space="preserve">Cross-functional: </w:t>
+      </w:r>
+      <w:r>
+        <w:rPr>
+          <w:rFonts w:ascii="Calibri" w:cs="Calibri" w:eastAsia="Calibri" w:hAnsi="Calibri"/>
+          <w:b w:val="false"/>
+          <w:bCs w:val="false"/>
+          <w:i w:val="false"/>
+          <w:iCs w:val="false"/>
+          <w:sz w:val="20"/>
+          <w:szCs w:val="20"/>
+        </w:rPr>
+        <w:t xml:space="preserve">Regulated messaging review with Compliance, delivery with Front-End Engineering, Data Engineering and Security, multi-market delivery across UK, US and EU; </w:t>
+      </w:r>
+      <w:r>
+        <w:rPr>
+          <w:rFonts w:ascii="Calibri" w:cs="Calibri" w:eastAsia="Calibri" w:hAnsi="Calibri"/>
+          <w:b/>
+          <w:bCs/>
+          <w:i w:val="false"/>
+          <w:iCs w:val="false"/>
+          <w:sz w:val="20"/>
+          <w:szCs w:val="20"/>
+        </w:rPr>
+        <w:t xml:space="preserve">Marketing workflows: </w:t>
+      </w:r>
+      <w:r>
+        <w:rPr>
+          <w:rFonts w:ascii="Calibri" w:cs="Calibri" w:eastAsia="Calibri" w:hAnsi="Calibri"/>
+          <w:b w:val="false"/>
+          <w:bCs w:val="false"/>
+          <w:i w:val="false"/>
+          <w:iCs w:val="false"/>
+          <w:sz w:val="20"/>
+          <w:szCs w:val="20"/>
+        </w:rPr>
+        <w:t xml:space="preserve">Apple Search Ads, Google Ads, Meta, TikTok, LinkedIn, creative briefing and direction, Figma, Photoshop; </w:t>
       </w:r>
       <w:r>
         <w:rPr>
@@ -752,7 +796,7 @@
           <w:sz w:val="20"/>
           <w:szCs w:val="20"/>
         </w:rPr>
-        <w:t xml:space="preserve">Digital assets, business psychology, languages; </w:t>
+        <w:t xml:space="preserve">Digital assets, business psychology, languages, martial arts, weightlifting; </w:t>
       </w:r>
       <w:r>
         <w:rPr>

--- a/dist/Jessie-Chan-CV-bvnk-pmm.docx
+++ b/dist/Jessie-Chan-CV-bvnk-pmm.docx
@@ -52,7 +52,7 @@
           <w:sz w:val="20"/>
           <w:szCs w:val="20"/>
         </w:rPr>
-        <w:t xml:space="preserve">Crypto marketer working across retail, wealth and institutional products, focused on customer research, regulated customer communications and AI automation. I have run research across 3 customer segments, written and reviewed customer-facing messaging with Compliance across UK, US and EU markets, and built the reporting and automation workflows the team runs on. I use Claude Code and Cursor daily and build MCP and API integrations. Data-science research background, working in 4 languages.</w:t>
+        <w:t xml:space="preserve">Fintech/crypto marketer with hands-on experience across customer research, regulated customer communications and go-to-market, covering retail, wealth and institutional products in 26 markets. I use AI to solve go-to-market problems, building the automation, reporting, MCP and API integrations and internal bots the team runs on. Experienced in working with Compliance, Product and Engineering in a regulated environment, with a data-science research background.</w:t>
       </w:r>
     </w:p>
     <w:p>
@@ -155,7 +155,7 @@
           <w:sz w:val="20"/>
           <w:szCs w:val="20"/>
         </w:rPr>
-        <w:t xml:space="preserve">Designed and ran a customer survey across 3 customer segments, returning 114 responses at a 14% response rate</w:t>
+        <w:t xml:space="preserve">Built an outreach channel of 80 crypto publishers for high net worth client acquisition that sourced 3 major clients, plus a 100-operator database for institutional business development</w:t>
       </w:r>
     </w:p>
     <w:p>
@@ -177,7 +177,7 @@
           <w:sz w:val="20"/>
           <w:szCs w:val="20"/>
         </w:rPr>
-        <w:t xml:space="preserve">Sourced 3 major Wealth clients through an outreach channel of 80 crypto publishers, and built a 100-operator database for Institutional business development</w:t>
+        <w:t xml:space="preserve">Supported Retail, Wealth and Institutional customer research and prospecting, including a survey across 3 customer segments returning 114 responses</w:t>
       </w:r>
     </w:p>
     <w:p>
@@ -243,7 +243,7 @@
           <w:sz w:val="20"/>
           <w:szCs w:val="20"/>
         </w:rPr>
-        <w:t xml:space="preserve">Partnered with Front-End Engineering to ship refreshed Personal and Earn product pages across jurisdictions</w:t>
+        <w:t xml:space="preserve">Developing go-to-market for the loans product in Malaysia, covering competitor review, brand and tone, and KOL, affiliate and referral partnerships</w:t>
       </w:r>
     </w:p>
     <w:p>
@@ -265,7 +265,7 @@
           <w:sz w:val="20"/>
           <w:szCs w:val="20"/>
         </w:rPr>
-        <w:t xml:space="preserve">Developing go-to-market for the loans product in Malaysia, covering competitor review, brand and tone, and KOL, affiliate and referral partnerships</w:t>
+        <w:t xml:space="preserve">Automated daily paid media channels reporting with Claude Code, cutting 30 min/day of manual work, and partnered with Data Engineering and Security to publish it as an internal dashboard</w:t>
       </w:r>
     </w:p>
     <w:p>
@@ -287,7 +287,7 @@
           <w:sz w:val="20"/>
           <w:szCs w:val="20"/>
         </w:rPr>
-        <w:t xml:space="preserve">Automated daily reporting with Claude Code and Cursor, cutting 30 min/day of manual work, and partnered with Data Engineering and Security to publish it as an internal dashboard</w:t>
+        <w:t xml:space="preserve">Built MCP and API integrations and internal bots to remove repeat manual work across the team</w:t>
       </w:r>
     </w:p>
     <w:p>
@@ -309,7 +309,7 @@
           <w:sz w:val="20"/>
           <w:szCs w:val="20"/>
         </w:rPr>
-        <w:t xml:space="preserve">Built MCP and API integrations and internal bots to remove repeat manual work across the team</w:t>
+        <w:t xml:space="preserve">Developed an AI-powered UGC production workflow, delivering 100+ video assets across TikTok and Google Ads, increasing CTR from 0.4% to 1.15% (+188%), reducing CPI from $25 to $6 (−76%), and cutting production time by 75%</w:t>
       </w:r>
     </w:p>
     <w:p>
@@ -331,7 +331,68 @@
           <w:sz w:val="20"/>
           <w:szCs w:val="20"/>
         </w:rPr>
-        <w:t xml:space="preserve">Developed an AI-powered UGC production workflow, delivering 100+ video assets and cutting production time by 75%</w:t>
+        <w:t xml:space="preserve">Ran 128 structured campaign tests across 26 countries, identifying 5 scalable campaign groups and reallocating budget away from 26 underperforming campaigns</w:t>
+      </w:r>
+    </w:p>
+    <w:p>
+      <w:pPr>
+        <w:tabs>
+          <w:tab w:val="right" w:pos="10466"/>
+        </w:tabs>
+        <w:spacing w:after="10" w:before="100"/>
+      </w:pPr>
+      <w:r>
+        <w:rPr>
+          <w:rFonts w:ascii="Calibri" w:cs="Calibri" w:eastAsia="Calibri" w:hAnsi="Calibri"/>
+          <w:b/>
+          <w:bCs/>
+          <w:i w:val="false"/>
+          <w:iCs w:val="false"/>
+          <w:sz w:val="20"/>
+          <w:szCs w:val="20"/>
+        </w:rPr>
+        <w:t xml:space="preserve">Performance Marketer</w:t>
+      </w:r>
+      <w:r>
+        <w:rPr>
+          <w:rFonts w:ascii="Calibri" w:cs="Calibri" w:eastAsia="Calibri" w:hAnsi="Calibri"/>
+          <w:b w:val="false"/>
+          <w:bCs w:val="false"/>
+          <w:i w:val="false"/>
+          <w:iCs w:val="false"/>
+          <w:sz w:val="20"/>
+          <w:szCs w:val="20"/>
+        </w:rPr>
+        <w:t xml:space="preserve">	</w:t>
+      </w:r>
+      <w:r>
+        <w:rPr>
+          <w:rFonts w:ascii="Calibri" w:cs="Calibri" w:eastAsia="Calibri" w:hAnsi="Calibri"/>
+          <w:b/>
+          <w:bCs/>
+          <w:i w:val="false"/>
+          <w:iCs w:val="false"/>
+          <w:sz w:val="20"/>
+          <w:szCs w:val="20"/>
+        </w:rPr>
+        <w:t xml:space="preserve">Feb 2025 – Apr 2026</w:t>
+      </w:r>
+    </w:p>
+    <w:p>
+      <w:pPr>
+        <w:spacing w:after="60"/>
+      </w:pPr>
+      <w:r>
+        <w:rPr>
+          <w:rFonts w:ascii="Calibri" w:cs="Calibri" w:eastAsia="Calibri" w:hAnsi="Calibri"/>
+          <w:b w:val="false"/>
+          <w:bCs w:val="false"/>
+          <w:i/>
+          <w:iCs/>
+          <w:sz w:val="20"/>
+          <w:szCs w:val="20"/>
+        </w:rPr>
+        <w:t xml:space="preserve">Malaberg, London, United Kingdom</w:t>
       </w:r>
     </w:p>
     <w:p>
@@ -353,68 +414,7 @@
           <w:sz w:val="20"/>
           <w:szCs w:val="20"/>
         </w:rPr>
-        <w:t xml:space="preserve">Ran 128 structured campaign tests across 26 markets, reallocating budget away from 26 underperforming campaigns</w:t>
-      </w:r>
-    </w:p>
-    <w:p>
-      <w:pPr>
-        <w:tabs>
-          <w:tab w:val="right" w:pos="10466"/>
-        </w:tabs>
-        <w:spacing w:after="10" w:before="100"/>
-      </w:pPr>
-      <w:r>
-        <w:rPr>
-          <w:rFonts w:ascii="Calibri" w:cs="Calibri" w:eastAsia="Calibri" w:hAnsi="Calibri"/>
-          <w:b/>
-          <w:bCs/>
-          <w:i w:val="false"/>
-          <w:iCs w:val="false"/>
-          <w:sz w:val="20"/>
-          <w:szCs w:val="20"/>
-        </w:rPr>
-        <w:t xml:space="preserve">Performance Marketer</w:t>
-      </w:r>
-      <w:r>
-        <w:rPr>
-          <w:rFonts w:ascii="Calibri" w:cs="Calibri" w:eastAsia="Calibri" w:hAnsi="Calibri"/>
-          <w:b w:val="false"/>
-          <w:bCs w:val="false"/>
-          <w:i w:val="false"/>
-          <w:iCs w:val="false"/>
-          <w:sz w:val="20"/>
-          <w:szCs w:val="20"/>
-        </w:rPr>
-        <w:t xml:space="preserve">	</w:t>
-      </w:r>
-      <w:r>
-        <w:rPr>
-          <w:rFonts w:ascii="Calibri" w:cs="Calibri" w:eastAsia="Calibri" w:hAnsi="Calibri"/>
-          <w:b/>
-          <w:bCs/>
-          <w:i w:val="false"/>
-          <w:iCs w:val="false"/>
-          <w:sz w:val="20"/>
-          <w:szCs w:val="20"/>
-        </w:rPr>
-        <w:t xml:space="preserve">Feb 2025 – Apr 2026</w:t>
-      </w:r>
-    </w:p>
-    <w:p>
-      <w:pPr>
-        <w:spacing w:after="60"/>
-      </w:pPr>
-      <w:r>
-        <w:rPr>
-          <w:rFonts w:ascii="Calibri" w:cs="Calibri" w:eastAsia="Calibri" w:hAnsi="Calibri"/>
-          <w:b w:val="false"/>
-          <w:bCs w:val="false"/>
-          <w:i/>
-          <w:iCs/>
-          <w:sz w:val="20"/>
-          <w:szCs w:val="20"/>
-        </w:rPr>
-        <w:t xml:space="preserve">Malaberg, London, United Kingdom</w:t>
+        <w:t xml:space="preserve">Led weekly content reviews with Compliance to clear regulated consumer-finance messaging across all channels</w:t>
       </w:r>
     </w:p>
     <w:p>
@@ -436,7 +436,7 @@
           <w:sz w:val="20"/>
           <w:szCs w:val="20"/>
         </w:rPr>
-        <w:t xml:space="preserve">Led weekly content reviews with Compliance to clear regulated consumer-finance messaging across all channels</w:t>
+        <w:t xml:space="preserve">Built a company-wide automated reporting pipeline on lead conversion, cutting daily report preparation from 30 min to almost immediate output</w:t>
       </w:r>
     </w:p>
     <w:p>
@@ -458,7 +458,7 @@
           <w:sz w:val="20"/>
           <w:szCs w:val="20"/>
         </w:rPr>
-        <w:t xml:space="preserve">Built a company-wide automated reporting pipeline on lead conversion, cutting daily report preparation from 30+ min to almost immediate output</w:t>
+        <w:t xml:space="preserve">Increased daily conversions from 10 to 50+ (5x) by rebuilding landing and promotional pages in Figma and Photoshop, informed by funnel analysis in Power BI, Excel and Microsoft Clarity, increased funnel progression by 5%</w:t>
       </w:r>
     </w:p>
     <w:p>
@@ -480,29 +480,7 @@
           <w:sz w:val="20"/>
           <w:szCs w:val="20"/>
         </w:rPr>
-        <w:t xml:space="preserve">Increased daily conversions from 10 to 50+ (5x) by rebuilding landing and promotional pages in Figma and Photoshop, informed by funnel analysis in Power BI, Excel and Microsoft Clarity</w:t>
-      </w:r>
-    </w:p>
-    <w:p>
-      <w:pPr>
-        <w:pStyle w:val="ListParagraph"/>
-        <w:numPr>
-          <w:ilvl w:val="0"/>
-          <w:numId w:val="2"/>
-        </w:numPr>
-        <w:spacing w:after="50"/>
-      </w:pPr>
-      <w:r>
-        <w:rPr>
-          <w:rFonts w:ascii="Calibri" w:cs="Calibri" w:eastAsia="Calibri" w:hAnsi="Calibri"/>
-          <w:b w:val="false"/>
-          <w:bCs w:val="false"/>
-          <w:i w:val="false"/>
-          <w:iCs w:val="false"/>
-          <w:sz w:val="20"/>
-          <w:szCs w:val="20"/>
-        </w:rPr>
-        <w:t xml:space="preserve">Managed £50k+ monthly paid budget managing ads and conversion funnels, sustaining 120% ROAS</w:t>
+        <w:t xml:space="preserve">Managed £50k+ monthly paid budget with full accountability for efficiency, sustaining 120% ROAS</w:t>
       </w:r>
     </w:p>
     <w:p>
@@ -676,31 +654,31 @@
           <w:sz w:val="20"/>
           <w:szCs w:val="20"/>
         </w:rPr>
-        <w:t xml:space="preserve">Automation workflows (Claude Code, Cursor), MCP and API integrations (Windsor.ai), vibe-coded apps and bots (deployed on fly.io), prompt engineering, evaluation of 6 model providers, AI UGC workflow design, tools: Runway, Jitter, Gemini, ElevenLabs; </w:t>
-      </w:r>
-      <w:r>
-        <w:rPr>
-          <w:rFonts w:ascii="Calibri" w:cs="Calibri" w:eastAsia="Calibri" w:hAnsi="Calibri"/>
-          <w:b/>
-          <w:bCs/>
-          <w:i w:val="false"/>
-          <w:iCs w:val="false"/>
-          <w:sz w:val="20"/>
-          <w:szCs w:val="20"/>
-        </w:rPr>
-        <w:t xml:space="preserve">Customer insight: </w:t>
-      </w:r>
-      <w:r>
-        <w:rPr>
-          <w:rFonts w:ascii="Calibri" w:cs="Calibri" w:eastAsia="Calibri" w:hAnsi="Calibri"/>
-          <w:b w:val="false"/>
-          <w:bCs w:val="false"/>
-          <w:i w:val="false"/>
-          <w:iCs w:val="false"/>
-          <w:sz w:val="20"/>
-          <w:szCs w:val="20"/>
-        </w:rPr>
-        <w:t xml:space="preserve">Survey design and segmentation, customer and competitor research (Appfollow), funnel and cohort analysis, structured test design, Power BI, Excel, Microsoft Clarity, R, Python, SQL; </w:t>
+        <w:t xml:space="preserve">Automation workflows (Claude Code, Cursor), MCP and API integrations (Windsor.ai), vibe-coded apps and bots (deployed on fly.io), AI UGC workflow design (avatar, voice, motion, video), tools: Runway, Jitter, Gemini, Seedance, Wan, Seeaudio, ElevenLabs; </w:t>
+      </w:r>
+      <w:r>
+        <w:rPr>
+          <w:rFonts w:ascii="Calibri" w:cs="Calibri" w:eastAsia="Calibri" w:hAnsi="Calibri"/>
+          <w:b/>
+          <w:bCs/>
+          <w:i w:val="false"/>
+          <w:iCs w:val="false"/>
+          <w:sz w:val="20"/>
+          <w:szCs w:val="20"/>
+        </w:rPr>
+        <w:t xml:space="preserve">Research &amp; insight: </w:t>
+      </w:r>
+      <w:r>
+        <w:rPr>
+          <w:rFonts w:ascii="Calibri" w:cs="Calibri" w:eastAsia="Calibri" w:hAnsi="Calibri"/>
+          <w:b w:val="false"/>
+          <w:bCs w:val="false"/>
+          <w:i w:val="false"/>
+          <w:iCs w:val="false"/>
+          <w:sz w:val="20"/>
+          <w:szCs w:val="20"/>
+        </w:rPr>
+        <w:t xml:space="preserve">Survey design and segmentation, customer research and prospecting, competitor research (Appfollow), funnel and cohort analysis, experimental test design, Power BI, Excel, Microsoft Clarity, R, Python, SQL; </w:t>
       </w:r>
       <w:r>
         <w:rPr>
@@ -724,55 +702,31 @@
           <w:sz w:val="20"/>
           <w:szCs w:val="20"/>
         </w:rPr>
-        <w:t xml:space="preserve">Market entry planning, positioning and messaging, brand and tone, CRM and localised customer communications, product page and app-store content, KOL, affiliate and referral partnerships; </w:t>
-      </w:r>
-      <w:r>
-        <w:rPr>
-          <w:rFonts w:ascii="Calibri" w:cs="Calibri" w:eastAsia="Calibri" w:hAnsi="Calibri"/>
-          <w:b/>
-          <w:bCs/>
-          <w:i w:val="false"/>
-          <w:iCs w:val="false"/>
-          <w:sz w:val="20"/>
-          <w:szCs w:val="20"/>
-        </w:rPr>
-        <w:t xml:space="preserve">Cross-functional: </w:t>
-      </w:r>
-      <w:r>
-        <w:rPr>
-          <w:rFonts w:ascii="Calibri" w:cs="Calibri" w:eastAsia="Calibri" w:hAnsi="Calibri"/>
-          <w:b w:val="false"/>
-          <w:bCs w:val="false"/>
-          <w:i w:val="false"/>
-          <w:iCs w:val="false"/>
-          <w:sz w:val="20"/>
-          <w:szCs w:val="20"/>
-        </w:rPr>
-        <w:t xml:space="preserve">Regulated messaging review with Compliance, delivery with Front-End Engineering, Data Engineering and Security, multi-market delivery across UK, US and EU; </w:t>
-      </w:r>
-      <w:r>
-        <w:rPr>
-          <w:rFonts w:ascii="Calibri" w:cs="Calibri" w:eastAsia="Calibri" w:hAnsi="Calibri"/>
-          <w:b/>
-          <w:bCs/>
-          <w:i w:val="false"/>
-          <w:iCs w:val="false"/>
-          <w:sz w:val="20"/>
-          <w:szCs w:val="20"/>
-        </w:rPr>
-        <w:t xml:space="preserve">Marketing workflows: </w:t>
-      </w:r>
-      <w:r>
-        <w:rPr>
-          <w:rFonts w:ascii="Calibri" w:cs="Calibri" w:eastAsia="Calibri" w:hAnsi="Calibri"/>
-          <w:b w:val="false"/>
-          <w:bCs w:val="false"/>
-          <w:i w:val="false"/>
-          <w:iCs w:val="false"/>
-          <w:sz w:val="20"/>
-          <w:szCs w:val="20"/>
-        </w:rPr>
-        <w:t xml:space="preserve">Apple Search Ads, Google Ads, Meta, TikTok, LinkedIn, creative briefing and direction, Figma, Photoshop; </w:t>
+        <w:t xml:space="preserve">Market entry planning, positioning and messaging, brand and tone, CRM and localised customer communications, app-store content, KOL, affiliate and referral partnerships, regulated messaging review with Compliance; </w:t>
+      </w:r>
+      <w:r>
+        <w:rPr>
+          <w:rFonts w:ascii="Calibri" w:cs="Calibri" w:eastAsia="Calibri" w:hAnsi="Calibri"/>
+          <w:b/>
+          <w:bCs/>
+          <w:i w:val="false"/>
+          <w:iCs w:val="false"/>
+          <w:sz w:val="20"/>
+          <w:szCs w:val="20"/>
+        </w:rPr>
+        <w:t xml:space="preserve">Creative &amp; paid media: </w:t>
+      </w:r>
+      <w:r>
+        <w:rPr>
+          <w:rFonts w:ascii="Calibri" w:cs="Calibri" w:eastAsia="Calibri" w:hAnsi="Calibri"/>
+          <w:b w:val="false"/>
+          <w:bCs w:val="false"/>
+          <w:i w:val="false"/>
+          <w:iCs w:val="false"/>
+          <w:sz w:val="20"/>
+          <w:szCs w:val="20"/>
+        </w:rPr>
+        <w:t xml:space="preserve">Creative briefing and direction, agency and partner management, Figma, Photoshop, Apple Search Ads, Google Ads, Meta, TikTok, LinkedIn; </w:t>
       </w:r>
       <w:r>
         <w:rPr>

--- a/dist/Jessie-Chan-CV-bvnk-pmm.docx
+++ b/dist/Jessie-Chan-CV-bvnk-pmm.docx
@@ -52,7 +52,7 @@
           <w:sz w:val="20"/>
           <w:szCs w:val="20"/>
         </w:rPr>
-        <w:t xml:space="preserve">Fintech/crypto marketer with hands-on experience across customer research, regulated customer communications and go-to-market, covering retail, wealth and institutional products in 26 markets. I use AI to solve go-to-market problems, building the automation, reporting, MCP and API integrations and internal bots the team runs on. Experienced in working with Compliance, Product and Engineering in a regulated environment, with a data-science research background.</w:t>
+        <w:t xml:space="preserve">Fintech/crypto marketer with hands-on experience across customer research, regulated customer communications and go-to-market, covering retail, wealth and institutional products in 26 markets. I use AI to solve go-to-market problems, building the automation, reporting, MCP and API integrations and internal bots the team runs on. Experienced in working with Compliance, Legal, Product and Engineering in a regulated environment, with a data-science research background.</w:t>
       </w:r>
     </w:p>
     <w:p>
@@ -177,7 +177,7 @@
           <w:sz w:val="20"/>
           <w:szCs w:val="20"/>
         </w:rPr>
-        <w:t xml:space="preserve">Supported Retail, Wealth and Institutional customer research and prospecting, including a survey across 3 customer segments returning 114 responses</w:t>
+        <w:t xml:space="preserve">Designed and launched a customer survey across 3 customer segments, returning 114 responses at a 14% response rate, to support Retail, Wealth and Institutional research and prospecting</w:t>
       </w:r>
     </w:p>
     <w:p>
@@ -221,7 +221,7 @@
           <w:sz w:val="20"/>
           <w:szCs w:val="20"/>
         </w:rPr>
-        <w:t xml:space="preserve">Developed and reviewed regulated customer-facing messaging across all retail products and 20 app-store storefronts in UK, US and EU markets</w:t>
+        <w:t xml:space="preserve">Played a key role in rolling out the UK FinProm approval process with Compliance, and reviewed regulated customer-facing messaging across all retail products and 20 app-store storefronts in UK, US and EU markets</w:t>
       </w:r>
     </w:p>
     <w:p>
@@ -702,7 +702,7 @@
           <w:sz w:val="20"/>
           <w:szCs w:val="20"/>
         </w:rPr>
-        <w:t xml:space="preserve">Market entry planning, positioning and messaging, brand and tone, CRM and localised customer communications, app-store content, KOL, affiliate and referral partnerships, regulated messaging review with Compliance; </w:t>
+        <w:t xml:space="preserve">Market entry planning, positioning and messaging, brand and tone, CRM and localised customer communications, app-store content, KOL, affiliate and referral partnerships, financial promotions approval (UK FinProm, Adclear); </w:t>
       </w:r>
       <w:r>
         <w:rPr>

--- a/dist/Jessie-Chan-CV-bvnk-pmm.docx
+++ b/dist/Jessie-Chan-CV-bvnk-pmm.docx
@@ -155,7 +155,7 @@
           <w:sz w:val="20"/>
           <w:szCs w:val="20"/>
         </w:rPr>
-        <w:t xml:space="preserve">Built an outreach channel of 80 crypto publishers for high net worth client acquisition that sourced 3 major clients, plus a 100-operator database for institutional business development</w:t>
+        <w:t xml:space="preserve">Played a key role in rolling out the UK FinProm approval process with Compliance, and reviewed regulated customer-facing messaging across all retail products and 20 app-store storefronts in UK, US and EU markets</w:t>
       </w:r>
     </w:p>
     <w:p>
@@ -177,7 +177,7 @@
           <w:sz w:val="20"/>
           <w:szCs w:val="20"/>
         </w:rPr>
-        <w:t xml:space="preserve">Designed and launched a customer survey across 3 customer segments, returning 114 responses at a 14% response rate, to support Retail, Wealth and Institutional research and prospecting</w:t>
+        <w:t xml:space="preserve">Built an outreach channel of 80 crypto publishers for high net worth client acquisition that sourced 3 major clients, plus a 100-operator database for institutional business development</w:t>
       </w:r>
     </w:p>
     <w:p>
@@ -221,7 +221,7 @@
           <w:sz w:val="20"/>
           <w:szCs w:val="20"/>
         </w:rPr>
-        <w:t xml:space="preserve">Played a key role in rolling out the UK FinProm approval process with Compliance, and reviewed regulated customer-facing messaging across all retail products and 20 app-store storefronts in UK, US and EU markets</w:t>
+        <w:t xml:space="preserve">Developed an AI-powered UGC production workflow, delivering 100+ video assets across TikTok and Google Ads, increasing CTR from 0.4% to 1.15% (+188%), reducing CPI from $25 to $6 (−76%), and cutting production time by 75%</w:t>
       </w:r>
     </w:p>
     <w:p>
@@ -243,7 +243,7 @@
           <w:sz w:val="20"/>
           <w:szCs w:val="20"/>
         </w:rPr>
-        <w:t xml:space="preserve">Developing go-to-market for the loans product in Malaysia, covering competitor review, brand and tone, and KOL, affiliate and referral partnerships</w:t>
+        <w:t xml:space="preserve">Automated daily paid media channels reporting with Claude Code, cutting 30 min/day of manual work, and partnered with Data Engineering and Security to publish it as an internal dashboard</w:t>
       </w:r>
     </w:p>
     <w:p>
@@ -265,7 +265,7 @@
           <w:sz w:val="20"/>
           <w:szCs w:val="20"/>
         </w:rPr>
-        <w:t xml:space="preserve">Automated daily paid media channels reporting with Claude Code, cutting 30 min/day of manual work, and partnered with Data Engineering and Security to publish it as an internal dashboard</w:t>
+        <w:t xml:space="preserve">Built MCP and API integrations and internal bots to remove repeat manual work across the team</w:t>
       </w:r>
     </w:p>
     <w:p>
@@ -287,29 +287,7 @@
           <w:sz w:val="20"/>
           <w:szCs w:val="20"/>
         </w:rPr>
-        <w:t xml:space="preserve">Built MCP and API integrations and internal bots to remove repeat manual work across the team</w:t>
-      </w:r>
-    </w:p>
-    <w:p>
-      <w:pPr>
-        <w:pStyle w:val="ListParagraph"/>
-        <w:numPr>
-          <w:ilvl w:val="0"/>
-          <w:numId w:val="2"/>
-        </w:numPr>
-        <w:spacing w:after="50"/>
-      </w:pPr>
-      <w:r>
-        <w:rPr>
-          <w:rFonts w:ascii="Calibri" w:cs="Calibri" w:eastAsia="Calibri" w:hAnsi="Calibri"/>
-          <w:b w:val="false"/>
-          <w:bCs w:val="false"/>
-          <w:i w:val="false"/>
-          <w:iCs w:val="false"/>
-          <w:sz w:val="20"/>
-          <w:szCs w:val="20"/>
-        </w:rPr>
-        <w:t xml:space="preserve">Developed an AI-powered UGC production workflow, delivering 100+ video assets across TikTok and Google Ads, increasing CTR from 0.4% to 1.15% (+188%), reducing CPI from $25 to $6 (−76%), and cutting production time by 75%</w:t>
+        <w:t xml:space="preserve">Developing go-to-market for the loans product in Malaysia, covering competitor review, brand and tone, and KOL, affiliate and referral partnerships</w:t>
       </w:r>
     </w:p>
     <w:p>

--- a/dist/Jessie-Chan-CV-bvnk-pmm.docx
+++ b/dist/Jessie-Chan-CV-bvnk-pmm.docx
@@ -148,14 +148,14 @@
       <w:r>
         <w:rPr>
           <w:rFonts w:ascii="Calibri" w:cs="Calibri" w:eastAsia="Calibri" w:hAnsi="Calibri"/>
-          <w:b w:val="false"/>
-          <w:bCs w:val="false"/>
-          <w:i w:val="false"/>
-          <w:iCs w:val="false"/>
-          <w:sz w:val="20"/>
-          <w:szCs w:val="20"/>
-        </w:rPr>
-        <w:t xml:space="preserve">Played a key role in rolling out the UK FinProm approval process with Compliance, and reviewed regulated customer-facing messaging across all retail products and 20 app-store storefronts in UK, US and EU markets</w:t>
+          <w:b/>
+          <w:bCs/>
+          <w:i w:val="false"/>
+          <w:iCs w:val="false"/>
+          <w:sz w:val="20"/>
+          <w:szCs w:val="20"/>
+        </w:rPr>
+        <w:t xml:space="preserve">Converted 4 clients onto the loans product in Malaysia, developing its go-to-market across competitor review, brand and tone, and KOL, affiliate and referral partnerships</w:t>
       </w:r>
     </w:p>
     <w:p>
@@ -177,7 +177,7 @@
           <w:sz w:val="20"/>
           <w:szCs w:val="20"/>
         </w:rPr>
-        <w:t xml:space="preserve">Built an outreach channel of 80 crypto publishers for high net worth client acquisition that sourced 3 major clients, plus a 100-operator database for institutional business development</w:t>
+        <w:t xml:space="preserve">Built an outreach channel of 80 crypto publishers for high net worth client acquisition that sourced 3 major clients</w:t>
       </w:r>
     </w:p>
     <w:p>
@@ -199,7 +199,7 @@
           <w:sz w:val="20"/>
           <w:szCs w:val="20"/>
         </w:rPr>
-        <w:t xml:space="preserve">Implemented API tools to translate CRM communications into local languages, increasing email open rate by 10%</w:t>
+        <w:t xml:space="preserve">Rolled out the UK FinProm approval process with Compliance across all retail products and 20 app-store storefronts, [ADD: result — e.g. promotions approved, or approval time cut from X to Y]</w:t>
       </w:r>
     </w:p>
     <w:p>
@@ -221,7 +221,7 @@
           <w:sz w:val="20"/>
           <w:szCs w:val="20"/>
         </w:rPr>
-        <w:t xml:space="preserve">Developed an AI-powered UGC production workflow, delivering 100+ video assets across TikTok and Google Ads, increasing CTR from 0.4% to 1.15% (+188%), reducing CPI from $25 to $6 (−76%), and cutting production time by 75%</w:t>
+        <w:t xml:space="preserve">Implemented API tools to translate CRM communications into local languages, increasing email open rate by 10%</w:t>
       </w:r>
     </w:p>
     <w:p>
@@ -243,7 +243,7 @@
           <w:sz w:val="20"/>
           <w:szCs w:val="20"/>
         </w:rPr>
-        <w:t xml:space="preserve">Automated daily paid media channels reporting with Claude Code, cutting 30 min/day of manual work, and partnered with Data Engineering and Security to publish it as an internal dashboard</w:t>
+        <w:t xml:space="preserve">Developed an AI-powered UGC production workflow, delivering 100+ video assets across TikTok and Google Ads, increasing CTR from 0.4% to 1.15% (+188%), reducing CPI from $25 to $6 (−76%), and cutting production time by 75%</w:t>
       </w:r>
     </w:p>
     <w:p>
@@ -265,7 +265,7 @@
           <w:sz w:val="20"/>
           <w:szCs w:val="20"/>
         </w:rPr>
-        <w:t xml:space="preserve">Built MCP and API integrations and internal bots to remove repeat manual work across the team</w:t>
+        <w:t xml:space="preserve">Automated daily paid media reporting with Claude Code, saving the team ~10 hours a month, and partnered with Data Engineering and Security to launch it as a company-wide Streamlit dashboard</w:t>
       </w:r>
     </w:p>
     <w:p>
@@ -287,29 +287,7 @@
           <w:sz w:val="20"/>
           <w:szCs w:val="20"/>
         </w:rPr>
-        <w:t xml:space="preserve">Developing go-to-market for the loans product in Malaysia, covering competitor review, brand and tone, and KOL, affiliate and referral partnerships</w:t>
-      </w:r>
-    </w:p>
-    <w:p>
-      <w:pPr>
-        <w:pStyle w:val="ListParagraph"/>
-        <w:numPr>
-          <w:ilvl w:val="0"/>
-          <w:numId w:val="2"/>
-        </w:numPr>
-        <w:spacing w:after="50"/>
-      </w:pPr>
-      <w:r>
-        <w:rPr>
-          <w:rFonts w:ascii="Calibri" w:cs="Calibri" w:eastAsia="Calibri" w:hAnsi="Calibri"/>
-          <w:b w:val="false"/>
-          <w:bCs w:val="false"/>
-          <w:i w:val="false"/>
-          <w:iCs w:val="false"/>
-          <w:sz w:val="20"/>
-          <w:szCs w:val="20"/>
-        </w:rPr>
-        <w:t xml:space="preserve">Ran 128 structured campaign tests across 26 countries, identifying 5 scalable campaign groups and reallocating budget away from 26 underperforming campaigns</w:t>
+        <w:t xml:space="preserve">Tested product messaging across 26 countries through 128 structured tests and 20+ Custom Product Pages, scaling 5 winning campaign groups and cutting UK cost per install by 21.5% while installs rose 30.2%</w:t>
       </w:r>
     </w:p>
     <w:p>

--- a/dist/Jessie-Chan-CV-bvnk-pmm.docx
+++ b/dist/Jessie-Chan-CV-bvnk-pmm.docx
@@ -199,7 +199,7 @@
           <w:sz w:val="20"/>
           <w:szCs w:val="20"/>
         </w:rPr>
-        <w:t xml:space="preserve">Rolled out the UK FinProm approval process with Compliance across all retail products and 20 app-store storefronts, [ADD: result — e.g. promotions approved, or approval time cut from X to Y]</w:t>
+        <w:t xml:space="preserve">Launched refreshed Personal and Earn product pages with Front-End Engineering and refreshed app-store content across 20 storefronts in UK, US and EU markets, clearing all regulated messaging with Compliance</w:t>
       </w:r>
     </w:p>
     <w:p>

--- a/dist/Jessie-Chan-CV-bvnk-pmm.docx
+++ b/dist/Jessie-Chan-CV-bvnk-pmm.docx
@@ -199,7 +199,7 @@
           <w:sz w:val="20"/>
           <w:szCs w:val="20"/>
         </w:rPr>
-        <w:t xml:space="preserve">Launched refreshed Personal and Earn product pages with Front-End Engineering and refreshed app-store content across 20 storefronts in UK, US and EU markets, clearing all regulated messaging with Compliance</w:t>
+        <w:t xml:space="preserve">Implemented API tools to translate CRM communications into local languages, increasing email open rate by 10%</w:t>
       </w:r>
     </w:p>
     <w:p>
@@ -221,7 +221,7 @@
           <w:sz w:val="20"/>
           <w:szCs w:val="20"/>
         </w:rPr>
-        <w:t xml:space="preserve">Implemented API tools to translate CRM communications into local languages, increasing email open rate by 10%</w:t>
+        <w:t xml:space="preserve">Developed an AI-powered UGC production workflow, delivering 100+ video assets across TikTok and Google Ads, increasing CTR from 0.4% to 1.15% (+188%), reducing CPI from $25 to $6 (−76%), and cutting production time by 75%</w:t>
       </w:r>
     </w:p>
     <w:p>
@@ -243,7 +243,7 @@
           <w:sz w:val="20"/>
           <w:szCs w:val="20"/>
         </w:rPr>
-        <w:t xml:space="preserve">Developed an AI-powered UGC production workflow, delivering 100+ video assets across TikTok and Google Ads, increasing CTR from 0.4% to 1.15% (+188%), reducing CPI from $25 to $6 (−76%), and cutting production time by 75%</w:t>
+        <w:t xml:space="preserve">Automated daily paid media reporting with Claude Code, saving the team ~10 hours a month, and partnered with Data Engineering and Security to launch it as a company-wide Streamlit dashboard</w:t>
       </w:r>
     </w:p>
     <w:p>
@@ -265,7 +265,7 @@
           <w:sz w:val="20"/>
           <w:szCs w:val="20"/>
         </w:rPr>
-        <w:t xml:space="preserve">Automated daily paid media reporting with Claude Code, saving the team ~10 hours a month, and partnered with Data Engineering and Security to launch it as a company-wide Streamlit dashboard</w:t>
+        <w:t xml:space="preserve">Tested product messaging across 26 countries through 128 structured tests and 20+ Custom Product Pages, scaling 5 winning campaign groups and cutting UK cost per install by 21.5% while installs rose 30.2%</w:t>
       </w:r>
     </w:p>
     <w:p>
@@ -287,7 +287,7 @@
           <w:sz w:val="20"/>
           <w:szCs w:val="20"/>
         </w:rPr>
-        <w:t xml:space="preserve">Tested product messaging across 26 countries through 128 structured tests and 20+ Custom Product Pages, scaling 5 winning campaign groups and cutting UK cost per install by 21.5% while installs rose 30.2%</w:t>
+        <w:t xml:space="preserve">Launched refreshed Personal and Earn product pages with Front-End Engineering and refreshed app-store content across 20 storefronts in UK, US and EU markets, clearing all regulated messaging with Compliance</w:t>
       </w:r>
     </w:p>
     <w:p>

--- a/dist/Jessie-Chan-CV-bvnk-pmm.docx
+++ b/dist/Jessie-Chan-CV-bvnk-pmm.docx
@@ -265,7 +265,7 @@
           <w:sz w:val="20"/>
           <w:szCs w:val="20"/>
         </w:rPr>
-        <w:t xml:space="preserve">Tested product messaging across 26 countries through 128 structured tests and 20+ Custom Product Pages, scaling 5 winning campaign groups and cutting UK cost per install by 21.5% while installs rose 30.2%</w:t>
+        <w:t xml:space="preserve">Tested product messaging across 26 countries through 128 structured tests, scaling 5 winning campaign groups and cutting UK cost per install by 21.5% while installs rose 30.2%</w:t>
       </w:r>
     </w:p>
     <w:p>
@@ -287,7 +287,7 @@
           <w:sz w:val="20"/>
           <w:szCs w:val="20"/>
         </w:rPr>
-        <w:t xml:space="preserve">Launched refreshed Personal and Earn product pages with Front-End Engineering and refreshed app-store content across 20 storefronts in UK, US and EU markets, clearing all regulated messaging with Compliance</w:t>
+        <w:t xml:space="preserve">Launched refreshed Personal and Earn product pages with Front-End Engineering and refreshed app-store content across 20 storefronts, building 20+ Custom Product Pages across 12 markets and 600+ keywords, with all regulated messaging cleared by Compliance</w:t>
       </w:r>
     </w:p>
     <w:p>

--- a/dist/Jessie-Chan-CV-bvnk-pmm.docx
+++ b/dist/Jessie-Chan-CV-bvnk-pmm.docx
@@ -52,7 +52,7 @@
           <w:sz w:val="20"/>
           <w:szCs w:val="20"/>
         </w:rPr>
-        <w:t xml:space="preserve">Fintech/crypto marketer with hands-on experience across customer research, regulated customer communications and go-to-market, covering retail, wealth and institutional products in 26 markets. I use AI to solve go-to-market problems, building the automation, reporting, MCP and API integrations and internal bots the team runs on. Experienced in working with Compliance, Legal, Product and Engineering in a regulated environment, with a data-science research background.</w:t>
+        <w:t xml:space="preserve">Fintech/crypto marketer owning regulated customer communications, client acquisition and go-to-market across retail, wealth and institutional products in 26 markets. I use AI to solve go-to-market problems, and build the automation, reporting, MCP and API integrations and internal bots the team runs on. I work directly with Compliance, Legal, Product and Engineering in a regulated environment, and bring a data-science research background.</w:t>
       </w:r>
     </w:p>
     <w:p>
@@ -155,7 +155,7 @@
           <w:sz w:val="20"/>
           <w:szCs w:val="20"/>
         </w:rPr>
-        <w:t xml:space="preserve">Converted 4 clients onto the loans product in Malaysia, developing its go-to-market across competitor review, brand and tone, and KOL, affiliate and referral partnerships</w:t>
+        <w:t xml:space="preserve">Converted 4 clients onto the loans product in Malaysia, shaping its go-to-market across competitor review, brand and tone, and KOL, affiliate and referral partnerships</w:t>
       </w:r>
     </w:p>
     <w:p>
@@ -177,7 +177,7 @@
           <w:sz w:val="20"/>
           <w:szCs w:val="20"/>
         </w:rPr>
-        <w:t xml:space="preserve">Built an outreach channel of 80 crypto publishers for high net worth client acquisition that sourced 3 major clients</w:t>
+        <w:t xml:space="preserve">Sourced 3 major high net worth clients by building an outreach channel of 80 crypto publishers</w:t>
       </w:r>
     </w:p>
     <w:p>
@@ -199,7 +199,7 @@
           <w:sz w:val="20"/>
           <w:szCs w:val="20"/>
         </w:rPr>
-        <w:t xml:space="preserve">Implemented API tools to translate CRM communications into local languages, increasing email open rate by 10%</w:t>
+        <w:t xml:space="preserve">Increased email open rate by 10% by implementing API tools that translate CRM communications into local languages</w:t>
       </w:r>
     </w:p>
     <w:p>
@@ -221,7 +221,7 @@
           <w:sz w:val="20"/>
           <w:szCs w:val="20"/>
         </w:rPr>
-        <w:t xml:space="preserve">Developed an AI-powered UGC production workflow, delivering 100+ video assets across TikTok and Google Ads, increasing CTR from 0.4% to 1.15% (+188%), reducing CPI from $25 to $6 (−76%), and cutting production time by 75%</w:t>
+        <w:t xml:space="preserve">Built the company's first in-house AI UGC production workflow, delivering 100+ video assets across TikTok and Google Ads, lifting CTR from 0.4% to 1.15% (+188%), cutting CPI from $25 to $6 (−76%) and production time by 75%</w:t>
       </w:r>
     </w:p>
     <w:p>
@@ -243,7 +243,7 @@
           <w:sz w:val="20"/>
           <w:szCs w:val="20"/>
         </w:rPr>
-        <w:t xml:space="preserve">Automated daily paid media reporting with Claude Code, saving the team ~10 hours a month, and partnered with Data Engineering and Security to launch it as a company-wide Streamlit dashboard</w:t>
+        <w:t xml:space="preserve">Automated daily paid media reporting with Claude Code and led its launch as a company-wide Streamlit dashboard with Data Engineering and Security, saving the team ~10 hours a month</w:t>
       </w:r>
     </w:p>
     <w:p>
@@ -265,7 +265,7 @@
           <w:sz w:val="20"/>
           <w:szCs w:val="20"/>
         </w:rPr>
-        <w:t xml:space="preserve">Tested product messaging across 26 countries through 128 structured tests, scaling 5 winning campaign groups and cutting UK cost per install by 21.5% while installs rose 30.2%</w:t>
+        <w:t xml:space="preserve">Cut UK cost per install by 21.5% while growing installs 30.2%, running 128 structured messaging tests across 26 countries and scaling 5 winning campaign groups</w:t>
       </w:r>
     </w:p>
     <w:p>
@@ -287,7 +287,7 @@
           <w:sz w:val="20"/>
           <w:szCs w:val="20"/>
         </w:rPr>
-        <w:t xml:space="preserve">Launched refreshed Personal and Earn product pages with Front-End Engineering and refreshed app-store content across 20 storefronts, building 20+ Custom Product Pages across 12 markets and 600+ keywords, with all regulated messaging cleared by Compliance</w:t>
+        <w:t xml:space="preserve">Led app-store content across 20 storefronts and relaunched the Personal and Earn product pages with Front-End Engineering, shipping 20+ Custom Product Pages across 12 markets and 600+ keywords, all cleared through Compliance</w:t>
       </w:r>
     </w:p>
     <w:p>

--- a/dist/Jessie-Chan-CV-bvnk-pmm.docx
+++ b/dist/Jessie-Chan-CV-bvnk-pmm.docx
@@ -52,7 +52,7 @@
           <w:sz w:val="20"/>
           <w:szCs w:val="20"/>
         </w:rPr>
-        <w:t xml:space="preserve">Fintech/crypto marketer owning regulated customer communications, client acquisition and go-to-market across retail, wealth and institutional products in 26 markets. I use AI to solve go-to-market problems, and build the automation, reporting, MCP and API integrations and internal bots the team runs on. I work directly with Compliance, Legal, Product and Engineering in a regulated environment, and bring a data-science research background.</w:t>
+        <w:t xml:space="preserve">Fintech/crypto marketer owning go-to-market, regulated customer communications and product adoption across retail, wealth and institutional products in 26 markets. I use AI to solve go-to-market problems, and build the automation, reporting, MCP and API integrations and internal bots the team runs on. I work directly with Compliance, Legal, Product and Engineering in a regulated environment, and bring a data-science research background.</w:t>
       </w:r>
     </w:p>
     <w:p>
@@ -155,7 +155,7 @@
           <w:sz w:val="20"/>
           <w:szCs w:val="20"/>
         </w:rPr>
-        <w:t xml:space="preserve">Converted 4 clients onto the loans product in Malaysia, shaping its go-to-market across competitor review, brand and tone, and KOL, affiliate and referral partnerships</w:t>
+        <w:t xml:space="preserve">Drove adoption of the loans product in Malaysia, converting 4 clients through a go-to-market plan covering competitor review, positioning, brand and tone, and KOL, affiliate and referral partnerships</w:t>
       </w:r>
     </w:p>
     <w:p>
@@ -199,7 +199,7 @@
           <w:sz w:val="20"/>
           <w:szCs w:val="20"/>
         </w:rPr>
-        <w:t xml:space="preserve">Increased email open rate by 10% by implementing API tools that translate CRM communications into local languages</w:t>
+        <w:t xml:space="preserve">Designed and launched a customer survey across 3 segments with 114 responses, using the findings to [ADD: what changed — e.g. reposition a product, prioritise a segment or campaign]</w:t>
       </w:r>
     </w:p>
     <w:p>
@@ -221,7 +221,7 @@
           <w:sz w:val="20"/>
           <w:szCs w:val="20"/>
         </w:rPr>
-        <w:t xml:space="preserve">Built the company's first in-house AI UGC production workflow, delivering 100+ video assets across TikTok and Google Ads, lifting CTR from 0.4% to 1.15% (+188%), cutting CPI from $25 to $6 (−76%) and production time by 75%</w:t>
+        <w:t xml:space="preserve">Equipped Institutional business development with a 100-operator prospect database, working with B2B Product Marketing on Institutional and Wealth projects, [ADD: result — e.g. X meetings booked or $X pipeline]</w:t>
       </w:r>
     </w:p>
     <w:p>
@@ -243,7 +243,7 @@
           <w:sz w:val="20"/>
           <w:szCs w:val="20"/>
         </w:rPr>
-        <w:t xml:space="preserve">Automated daily paid media reporting with Claude Code and led its launch as a company-wide Streamlit dashboard with Data Engineering and Security, saving the team ~10 hours a month</w:t>
+        <w:t xml:space="preserve">Localised CRM communications into [ADD: number] languages with API tools, increasing email open rate by 10%</w:t>
       </w:r>
     </w:p>
     <w:p>
@@ -265,7 +265,7 @@
           <w:sz w:val="20"/>
           <w:szCs w:val="20"/>
         </w:rPr>
-        <w:t xml:space="preserve">Cut UK cost per install by 21.5% while growing installs 30.2%, running 128 structured messaging tests across 26 countries and scaling 5 winning campaign groups</w:t>
+        <w:t xml:space="preserve">Launched refreshed Personal and Earn product pages and app-store content across 20 storefronts and 20+ Custom Product Pages in 12 markets, all cleared through Compliance, [ADD: result — e.g. store conversion up X%]</w:t>
       </w:r>
     </w:p>
     <w:p>
@@ -287,68 +287,7 @@
           <w:sz w:val="20"/>
           <w:szCs w:val="20"/>
         </w:rPr>
-        <w:t xml:space="preserve">Led app-store content across 20 storefronts and relaunched the Personal and Earn product pages with Front-End Engineering, shipping 20+ Custom Product Pages across 12 markets and 600+ keywords, all cleared through Compliance</w:t>
-      </w:r>
-    </w:p>
-    <w:p>
-      <w:pPr>
-        <w:tabs>
-          <w:tab w:val="right" w:pos="10466"/>
-        </w:tabs>
-        <w:spacing w:after="10" w:before="100"/>
-      </w:pPr>
-      <w:r>
-        <w:rPr>
-          <w:rFonts w:ascii="Calibri" w:cs="Calibri" w:eastAsia="Calibri" w:hAnsi="Calibri"/>
-          <w:b/>
-          <w:bCs/>
-          <w:i w:val="false"/>
-          <w:iCs w:val="false"/>
-          <w:sz w:val="20"/>
-          <w:szCs w:val="20"/>
-        </w:rPr>
-        <w:t xml:space="preserve">Performance Marketer</w:t>
-      </w:r>
-      <w:r>
-        <w:rPr>
-          <w:rFonts w:ascii="Calibri" w:cs="Calibri" w:eastAsia="Calibri" w:hAnsi="Calibri"/>
-          <w:b w:val="false"/>
-          <w:bCs w:val="false"/>
-          <w:i w:val="false"/>
-          <w:iCs w:val="false"/>
-          <w:sz w:val="20"/>
-          <w:szCs w:val="20"/>
-        </w:rPr>
-        <w:t xml:space="preserve">	</w:t>
-      </w:r>
-      <w:r>
-        <w:rPr>
-          <w:rFonts w:ascii="Calibri" w:cs="Calibri" w:eastAsia="Calibri" w:hAnsi="Calibri"/>
-          <w:b/>
-          <w:bCs/>
-          <w:i w:val="false"/>
-          <w:iCs w:val="false"/>
-          <w:sz w:val="20"/>
-          <w:szCs w:val="20"/>
-        </w:rPr>
-        <w:t xml:space="preserve">Feb 2025 – Apr 2026</w:t>
-      </w:r>
-    </w:p>
-    <w:p>
-      <w:pPr>
-        <w:spacing w:after="60"/>
-      </w:pPr>
-      <w:r>
-        <w:rPr>
-          <w:rFonts w:ascii="Calibri" w:cs="Calibri" w:eastAsia="Calibri" w:hAnsi="Calibri"/>
-          <w:b w:val="false"/>
-          <w:bCs w:val="false"/>
-          <w:i/>
-          <w:iCs/>
-          <w:sz w:val="20"/>
-          <w:szCs w:val="20"/>
-        </w:rPr>
-        <w:t xml:space="preserve">Malaberg, London, United Kingdom</w:t>
+        <w:t xml:space="preserve">Tested product messaging across 26 countries through 128 structured tests, scaling 5 winning campaign groups and cutting UK acquisition cost by 21.5% while volume rose 30.2%</w:t>
       </w:r>
     </w:p>
     <w:p>
@@ -370,7 +309,7 @@
           <w:sz w:val="20"/>
           <w:szCs w:val="20"/>
         </w:rPr>
-        <w:t xml:space="preserve">Led weekly content reviews with Compliance to clear regulated consumer-finance messaging across all channels</w:t>
+        <w:t xml:space="preserve">Automated daily performance reporting with Claude Code and led its launch as a company-wide Streamlit dashboard with Data Engineering and Security, saving the team ~10 hours a month</w:t>
       </w:r>
     </w:p>
     <w:p>
@@ -392,7 +331,68 @@
           <w:sz w:val="20"/>
           <w:szCs w:val="20"/>
         </w:rPr>
-        <w:t xml:space="preserve">Built a company-wide automated reporting pipeline on lead conversion, cutting daily report preparation from 30 min to almost immediate output</w:t>
+        <w:t xml:space="preserve">Built the company's first in-house AI content production workflow, delivering 100+ video assets, cutting production time by 75% and lifting CTR by 188%</w:t>
+      </w:r>
+    </w:p>
+    <w:p>
+      <w:pPr>
+        <w:tabs>
+          <w:tab w:val="right" w:pos="10466"/>
+        </w:tabs>
+        <w:spacing w:after="10" w:before="100"/>
+      </w:pPr>
+      <w:r>
+        <w:rPr>
+          <w:rFonts w:ascii="Calibri" w:cs="Calibri" w:eastAsia="Calibri" w:hAnsi="Calibri"/>
+          <w:b/>
+          <w:bCs/>
+          <w:i w:val="false"/>
+          <w:iCs w:val="false"/>
+          <w:sz w:val="20"/>
+          <w:szCs w:val="20"/>
+        </w:rPr>
+        <w:t xml:space="preserve">Performance Marketer</w:t>
+      </w:r>
+      <w:r>
+        <w:rPr>
+          <w:rFonts w:ascii="Calibri" w:cs="Calibri" w:eastAsia="Calibri" w:hAnsi="Calibri"/>
+          <w:b w:val="false"/>
+          <w:bCs w:val="false"/>
+          <w:i w:val="false"/>
+          <w:iCs w:val="false"/>
+          <w:sz w:val="20"/>
+          <w:szCs w:val="20"/>
+        </w:rPr>
+        <w:t xml:space="preserve">	</w:t>
+      </w:r>
+      <w:r>
+        <w:rPr>
+          <w:rFonts w:ascii="Calibri" w:cs="Calibri" w:eastAsia="Calibri" w:hAnsi="Calibri"/>
+          <w:b/>
+          <w:bCs/>
+          <w:i w:val="false"/>
+          <w:iCs w:val="false"/>
+          <w:sz w:val="20"/>
+          <w:szCs w:val="20"/>
+        </w:rPr>
+        <w:t xml:space="preserve">Feb 2025 – Apr 2026</w:t>
+      </w:r>
+    </w:p>
+    <w:p>
+      <w:pPr>
+        <w:spacing w:after="60"/>
+      </w:pPr>
+      <w:r>
+        <w:rPr>
+          <w:rFonts w:ascii="Calibri" w:cs="Calibri" w:eastAsia="Calibri" w:hAnsi="Calibri"/>
+          <w:b w:val="false"/>
+          <w:bCs w:val="false"/>
+          <w:i/>
+          <w:iCs/>
+          <w:sz w:val="20"/>
+          <w:szCs w:val="20"/>
+        </w:rPr>
+        <w:t xml:space="preserve">Malaberg, London, United Kingdom</w:t>
       </w:r>
     </w:p>
     <w:p>
@@ -414,7 +414,7 @@
           <w:sz w:val="20"/>
           <w:szCs w:val="20"/>
         </w:rPr>
-        <w:t xml:space="preserve">Increased daily conversions from 10 to 50+ (5x) by rebuilding landing and promotional pages in Figma and Photoshop, informed by funnel analysis in Power BI, Excel and Microsoft Clarity, increased funnel progression by 5%</w:t>
+        <w:t xml:space="preserve">Led weekly Compliance reviews of all customer-facing consumer-finance messaging across channels</w:t>
       </w:r>
     </w:p>
     <w:p>
@@ -436,7 +436,51 @@
           <w:sz w:val="20"/>
           <w:szCs w:val="20"/>
         </w:rPr>
-        <w:t xml:space="preserve">Managed £50k+ monthly paid budget with full accountability for efficiency, sustaining 120% ROAS</w:t>
+        <w:t xml:space="preserve">Increased daily conversions from 10 to 50+ (5x) by rebuilding landing and promotional pages in Figma and Photoshop, informed by funnel analysis in Power BI and Microsoft Clarity</w:t>
+      </w:r>
+    </w:p>
+    <w:p>
+      <w:pPr>
+        <w:pStyle w:val="ListParagraph"/>
+        <w:numPr>
+          <w:ilvl w:val="0"/>
+          <w:numId w:val="2"/>
+        </w:numPr>
+        <w:spacing w:after="50"/>
+      </w:pPr>
+      <w:r>
+        <w:rPr>
+          <w:rFonts w:ascii="Calibri" w:cs="Calibri" w:eastAsia="Calibri" w:hAnsi="Calibri"/>
+          <w:b w:val="false"/>
+          <w:bCs w:val="false"/>
+          <w:i w:val="false"/>
+          <w:iCs w:val="false"/>
+          <w:sz w:val="20"/>
+          <w:szCs w:val="20"/>
+        </w:rPr>
+        <w:t xml:space="preserve">Built a company-wide automated reporting pipeline on lead conversion, cutting daily report preparation from 30 min to almost immediate output</w:t>
+      </w:r>
+    </w:p>
+    <w:p>
+      <w:pPr>
+        <w:pStyle w:val="ListParagraph"/>
+        <w:numPr>
+          <w:ilvl w:val="0"/>
+          <w:numId w:val="2"/>
+        </w:numPr>
+        <w:spacing w:after="50"/>
+      </w:pPr>
+      <w:r>
+        <w:rPr>
+          <w:rFonts w:ascii="Calibri" w:cs="Calibri" w:eastAsia="Calibri" w:hAnsi="Calibri"/>
+          <w:b w:val="false"/>
+          <w:bCs w:val="false"/>
+          <w:i w:val="false"/>
+          <w:iCs w:val="false"/>
+          <w:sz w:val="20"/>
+          <w:szCs w:val="20"/>
+        </w:rPr>
+        <w:t xml:space="preserve">Managed £50k+ monthly budget with full accountability for efficiency, sustaining 120% ROAS</w:t>
       </w:r>
     </w:p>
     <w:p>
@@ -598,6 +642,54 @@
           <w:sz w:val="20"/>
           <w:szCs w:val="20"/>
         </w:rPr>
+        <w:t xml:space="preserve">Product marketing: </w:t>
+      </w:r>
+      <w:r>
+        <w:rPr>
+          <w:rFonts w:ascii="Calibri" w:cs="Calibri" w:eastAsia="Calibri" w:hAnsi="Calibri"/>
+          <w:b w:val="false"/>
+          <w:bCs w:val="false"/>
+          <w:i w:val="false"/>
+          <w:iCs w:val="false"/>
+          <w:sz w:val="20"/>
+          <w:szCs w:val="20"/>
+        </w:rPr>
+        <w:t xml:space="preserve">Go-to-market and launch planning, positioning and messaging, competitive analysis, lifecycle and CRM communications, product page and app-store content, KOL, affiliate and referral partnerships, financial promotions approval (UK FinProm, Adclear); </w:t>
+      </w:r>
+      <w:r>
+        <w:rPr>
+          <w:rFonts w:ascii="Calibri" w:cs="Calibri" w:eastAsia="Calibri" w:hAnsi="Calibri"/>
+          <w:b/>
+          <w:bCs/>
+          <w:i w:val="false"/>
+          <w:iCs w:val="false"/>
+          <w:sz w:val="20"/>
+          <w:szCs w:val="20"/>
+        </w:rPr>
+        <w:t xml:space="preserve">Customer insight: </w:t>
+      </w:r>
+      <w:r>
+        <w:rPr>
+          <w:rFonts w:ascii="Calibri" w:cs="Calibri" w:eastAsia="Calibri" w:hAnsi="Calibri"/>
+          <w:b w:val="false"/>
+          <w:bCs w:val="false"/>
+          <w:i w:val="false"/>
+          <w:iCs w:val="false"/>
+          <w:sz w:val="20"/>
+          <w:szCs w:val="20"/>
+        </w:rPr>
+        <w:t xml:space="preserve">Survey design and segmentation, customer and competitor research (Appfollow), funnel and cohort analysis, structured test design, Power BI, Excel, Microsoft Clarity, R, Python, SQL; </w:t>
+      </w:r>
+      <w:r>
+        <w:rPr>
+          <w:rFonts w:ascii="Calibri" w:cs="Calibri" w:eastAsia="Calibri" w:hAnsi="Calibri"/>
+          <w:b/>
+          <w:bCs/>
+          <w:i w:val="false"/>
+          <w:iCs w:val="false"/>
+          <w:sz w:val="20"/>
+          <w:szCs w:val="20"/>
+        </w:rPr>
         <w:t xml:space="preserve">AI &amp; automation: </w:t>
       </w:r>
       <w:r>
@@ -610,67 +702,19 @@
           <w:sz w:val="20"/>
           <w:szCs w:val="20"/>
         </w:rPr>
-        <w:t xml:space="preserve">Automation workflows (Claude Code, Cursor), MCP and API integrations (Windsor.ai), vibe-coded apps and bots (deployed on fly.io), AI UGC workflow design (avatar, voice, motion, video), tools: Runway, Jitter, Gemini, Seedance, Wan, Seeaudio, ElevenLabs; </w:t>
-      </w:r>
-      <w:r>
-        <w:rPr>
-          <w:rFonts w:ascii="Calibri" w:cs="Calibri" w:eastAsia="Calibri" w:hAnsi="Calibri"/>
-          <w:b/>
-          <w:bCs/>
-          <w:i w:val="false"/>
-          <w:iCs w:val="false"/>
-          <w:sz w:val="20"/>
-          <w:szCs w:val="20"/>
-        </w:rPr>
-        <w:t xml:space="preserve">Research &amp; insight: </w:t>
-      </w:r>
-      <w:r>
-        <w:rPr>
-          <w:rFonts w:ascii="Calibri" w:cs="Calibri" w:eastAsia="Calibri" w:hAnsi="Calibri"/>
-          <w:b w:val="false"/>
-          <w:bCs w:val="false"/>
-          <w:i w:val="false"/>
-          <w:iCs w:val="false"/>
-          <w:sz w:val="20"/>
-          <w:szCs w:val="20"/>
-        </w:rPr>
-        <w:t xml:space="preserve">Survey design and segmentation, customer research and prospecting, competitor research (Appfollow), funnel and cohort analysis, experimental test design, Power BI, Excel, Microsoft Clarity, R, Python, SQL; </w:t>
-      </w:r>
-      <w:r>
-        <w:rPr>
-          <w:rFonts w:ascii="Calibri" w:cs="Calibri" w:eastAsia="Calibri" w:hAnsi="Calibri"/>
-          <w:b/>
-          <w:bCs/>
-          <w:i w:val="false"/>
-          <w:iCs w:val="false"/>
-          <w:sz w:val="20"/>
-          <w:szCs w:val="20"/>
-        </w:rPr>
-        <w:t xml:space="preserve">Go-to-market: </w:t>
-      </w:r>
-      <w:r>
-        <w:rPr>
-          <w:rFonts w:ascii="Calibri" w:cs="Calibri" w:eastAsia="Calibri" w:hAnsi="Calibri"/>
-          <w:b w:val="false"/>
-          <w:bCs w:val="false"/>
-          <w:i w:val="false"/>
-          <w:iCs w:val="false"/>
-          <w:sz w:val="20"/>
-          <w:szCs w:val="20"/>
-        </w:rPr>
-        <w:t xml:space="preserve">Market entry planning, positioning and messaging, brand and tone, CRM and localised customer communications, app-store content, KOL, affiliate and referral partnerships, financial promotions approval (UK FinProm, Adclear); </w:t>
-      </w:r>
-      <w:r>
-        <w:rPr>
-          <w:rFonts w:ascii="Calibri" w:cs="Calibri" w:eastAsia="Calibri" w:hAnsi="Calibri"/>
-          <w:b/>
-          <w:bCs/>
-          <w:i w:val="false"/>
-          <w:iCs w:val="false"/>
-          <w:sz w:val="20"/>
-          <w:szCs w:val="20"/>
-        </w:rPr>
-        <w:t xml:space="preserve">Creative &amp; paid media: </w:t>
+        <w:t xml:space="preserve">Automation workflows (Claude Code, Cursor), MCP and API integrations (Windsor.ai), vibe-coded apps and bots (deployed on fly.io), AI content workflow design, tools: Runway, Jitter, Gemini, ElevenLabs; </w:t>
+      </w:r>
+      <w:r>
+        <w:rPr>
+          <w:rFonts w:ascii="Calibri" w:cs="Calibri" w:eastAsia="Calibri" w:hAnsi="Calibri"/>
+          <w:b/>
+          <w:bCs/>
+          <w:i w:val="false"/>
+          <w:iCs w:val="false"/>
+          <w:sz w:val="20"/>
+          <w:szCs w:val="20"/>
+        </w:rPr>
+        <w:t xml:space="preserve">Creative &amp; channels: </w:t>
       </w:r>
       <w:r>
         <w:rPr>

--- a/dist/Jessie-Chan-CV-bvnk-pmm.docx
+++ b/dist/Jessie-Chan-CV-bvnk-pmm.docx
@@ -177,7 +177,7 @@
           <w:sz w:val="20"/>
           <w:szCs w:val="20"/>
         </w:rPr>
-        <w:t xml:space="preserve">Sourced 3 major high net worth clients by building an outreach channel of 80 crypto publishers</w:t>
+        <w:t xml:space="preserve">Ran voice-of-customer research on the perps platform, a 114-response survey across 3 segments on what users liked and disliked, feeding product and positioning as cumulative trading volume grew 5x from $100m (July) to $500m (September)</w:t>
       </w:r>
     </w:p>
     <w:p>
@@ -199,7 +199,7 @@
           <w:sz w:val="20"/>
           <w:szCs w:val="20"/>
         </w:rPr>
-        <w:t xml:space="preserve">Designed and launched a customer survey across 3 segments with 114 responses, using the findings to [ADD: what changed — e.g. reposition a product, prioritise a segment or campaign]</w:t>
+        <w:t xml:space="preserve">Sourced 3 major high net worth clients by building an outreach channel of 80 crypto publishers</w:t>
       </w:r>
     </w:p>
     <w:p>

--- a/dist/Jessie-Chan-CV-bvnk-pmm.docx
+++ b/dist/Jessie-Chan-CV-bvnk-pmm.docx
@@ -177,7 +177,7 @@
           <w:sz w:val="20"/>
           <w:szCs w:val="20"/>
         </w:rPr>
-        <w:t xml:space="preserve">Ran voice-of-customer research on the perps platform, a 114-response survey across 3 segments on what users liked and disliked, feeding product and positioning as cumulative trading volume grew 5x from $100m (July) to $500m (September)</w:t>
+        <w:t xml:space="preserve">Supported 5x growth in cumulative perps trading volume, from $100m (July) to $500m (September), with voice-of-customer research surveying active, inactive and churned users to feed product and positioning</w:t>
       </w:r>
     </w:p>
     <w:p>

--- a/dist/Jessie-Chan-CV-bvnk-pmm.docx
+++ b/dist/Jessie-Chan-CV-bvnk-pmm.docx
@@ -177,7 +177,7 @@
           <w:sz w:val="20"/>
           <w:szCs w:val="20"/>
         </w:rPr>
-        <w:t xml:space="preserve">Supported 5x growth in cumulative perps trading volume, from $100m (July) to $500m (September), with voice-of-customer research surveying active, inactive and churned users to feed product and positioning</w:t>
+        <w:t xml:space="preserve">Grew cumulative perps trading volume 5x, from $100m to $500m in two months, with voice-of-customer research surveying active, inactive and churned users to improve product experience</w:t>
       </w:r>
     </w:p>
     <w:p>

--- a/dist/Jessie-Chan-CV-bvnk-pmm.docx
+++ b/dist/Jessie-Chan-CV-bvnk-pmm.docx
@@ -221,7 +221,7 @@
           <w:sz w:val="20"/>
           <w:szCs w:val="20"/>
         </w:rPr>
-        <w:t xml:space="preserve">Equipped Institutional business development with a 100-operator prospect database, working with B2B Product Marketing on Institutional and Wealth projects, [ADD: result — e.g. X meetings booked or $X pipeline]</w:t>
+        <w:t xml:space="preserve">Generated 20 active leads for Institutional business development by building a 100-operator prospect database, working with B2B Product Marketing on Institutional and Wealth projects</w:t>
       </w:r>
     </w:p>
     <w:p>

--- a/dist/Jessie-Chan-CV-bvnk-pmm.docx
+++ b/dist/Jessie-Chan-CV-bvnk-pmm.docx
@@ -155,7 +155,7 @@
           <w:sz w:val="20"/>
           <w:szCs w:val="20"/>
         </w:rPr>
-        <w:t xml:space="preserve">Drove adoption of the loans product in Malaysia, converting 4 clients through a go-to-market plan covering competitor review, positioning, brand and tone, and KOL, affiliate and referral partnerships</w:t>
+        <w:t xml:space="preserve">Converted 4 clients onto the loans product in Malaysia, developing its go-to-market across competitor review, brand and tone, and KOL, affiliate and referral partnerships</w:t>
       </w:r>
     </w:p>
     <w:p>
@@ -177,7 +177,7 @@
           <w:sz w:val="20"/>
           <w:szCs w:val="20"/>
         </w:rPr>
-        <w:t xml:space="preserve">Grew cumulative perps trading volume 5x, from $100m to $500m in two months, with voice-of-customer research surveying active, inactive and churned users to improve product experience</w:t>
+        <w:t xml:space="preserve">Sourced 3 major high net worth clients by building an outreach channel of 80 crypto publishers</w:t>
       </w:r>
     </w:p>
     <w:p>
@@ -199,7 +199,7 @@
           <w:sz w:val="20"/>
           <w:szCs w:val="20"/>
         </w:rPr>
-        <w:t xml:space="preserve">Sourced 3 major high net worth clients by building an outreach channel of 80 crypto publishers</w:t>
+        <w:t xml:space="preserve">Grew cumulative perps trading volume 5x, from $100m to $500m in two months, with voice-of-customer research surveying active, inactive and churned users to improve product experience</w:t>
       </w:r>
     </w:p>
     <w:p>
@@ -221,7 +221,7 @@
           <w:sz w:val="20"/>
           <w:szCs w:val="20"/>
         </w:rPr>
-        <w:t xml:space="preserve">Generated 20 active leads for Institutional business development by building a 100-operator prospect database, working with B2B Product Marketing on Institutional and Wealth projects</w:t>
+        <w:t xml:space="preserve">Generated 20+ active leads for Institutional business development by building a 100-operator prospect database, working with B2B Product Marketing on Institutional and Wealth projects</w:t>
       </w:r>
     </w:p>
     <w:p>
@@ -243,29 +243,7 @@
           <w:sz w:val="20"/>
           <w:szCs w:val="20"/>
         </w:rPr>
-        <w:t xml:space="preserve">Localised CRM communications into [ADD: number] languages with API tools, increasing email open rate by 10%</w:t>
-      </w:r>
-    </w:p>
-    <w:p>
-      <w:pPr>
-        <w:pStyle w:val="ListParagraph"/>
-        <w:numPr>
-          <w:ilvl w:val="0"/>
-          <w:numId w:val="2"/>
-        </w:numPr>
-        <w:spacing w:after="50"/>
-      </w:pPr>
-      <w:r>
-        <w:rPr>
-          <w:rFonts w:ascii="Calibri" w:cs="Calibri" w:eastAsia="Calibri" w:hAnsi="Calibri"/>
-          <w:b w:val="false"/>
-          <w:bCs w:val="false"/>
-          <w:i w:val="false"/>
-          <w:iCs w:val="false"/>
-          <w:sz w:val="20"/>
-          <w:szCs w:val="20"/>
-        </w:rPr>
-        <w:t xml:space="preserve">Launched refreshed Personal and Earn product pages and app-store content across 20 storefronts and 20+ Custom Product Pages in 12 markets, all cleared through Compliance, [ADD: result — e.g. store conversion up X%]</w:t>
+        <w:t xml:space="preserve">Localised CRM communications into 24 languages with API tools, increasing email open rate by 10%</w:t>
       </w:r>
     </w:p>
     <w:p>

--- a/dist/Jessie-Chan-CV-bvnk-pmm.docx
+++ b/dist/Jessie-Chan-CV-bvnk-pmm.docx
@@ -155,7 +155,7 @@
           <w:sz w:val="20"/>
           <w:szCs w:val="20"/>
         </w:rPr>
-        <w:t xml:space="preserve">Converted 4 clients onto the loans product in Malaysia, developing its go-to-market across competitor review, brand and tone, and KOL, affiliate and referral partnerships</w:t>
+        <w:t xml:space="preserve">Converted 4 clients onto the loans product in Malaysia, developing its go-to-market across competitor review, brand and tone, and KOL, affiliate and referral partnerships, and establishing a compliance review process for the new market</w:t>
       </w:r>
     </w:p>
     <w:p>

--- a/dist/Jessie-Chan-CV-bvnk-pmm.docx
+++ b/dist/Jessie-Chan-CV-bvnk-pmm.docx
@@ -177,7 +177,7 @@
           <w:sz w:val="20"/>
           <w:szCs w:val="20"/>
         </w:rPr>
-        <w:t xml:space="preserve">Sourced 3 major high net worth clients by building an outreach channel of 80 crypto publishers</w:t>
+        <w:t xml:space="preserve">Sourced 3 major high net worth clients by identifying an acquisition opportunity during the MiCAR transition, building an 80-publisher contact list with AI and running the outreach</w:t>
       </w:r>
     </w:p>
     <w:p>

--- a/dist/Jessie-Chan-CV-bvnk-pmm.docx
+++ b/dist/Jessie-Chan-CV-bvnk-pmm.docx
@@ -92,7 +92,7 @@
           <w:sz w:val="20"/>
           <w:szCs w:val="20"/>
         </w:rPr>
-        <w:t xml:space="preserve">Growth Marketing Intern</w:t>
+        <w:t xml:space="preserve">Institutional and Retail Growth Marketing Intern</w:t>
       </w:r>
       <w:r>
         <w:rPr>
@@ -148,14 +148,14 @@
       <w:r>
         <w:rPr>
           <w:rFonts w:ascii="Calibri" w:cs="Calibri" w:eastAsia="Calibri" w:hAnsi="Calibri"/>
-          <w:b/>
-          <w:bCs/>
-          <w:i w:val="false"/>
-          <w:iCs w:val="false"/>
-          <w:sz w:val="20"/>
-          <w:szCs w:val="20"/>
-        </w:rPr>
-        <w:t xml:space="preserve">Converted 4 clients onto the loans product in Malaysia, developing its go-to-market across competitor review, brand and tone, and KOL, affiliate and referral partnerships, and establishing a compliance review process for the new market</w:t>
+          <w:b w:val="false"/>
+          <w:bCs w:val="false"/>
+          <w:i w:val="false"/>
+          <w:iCs w:val="false"/>
+          <w:sz w:val="20"/>
+          <w:szCs w:val="20"/>
+        </w:rPr>
+        <w:t xml:space="preserve">Grew cumulative perps trading volume 5x, from $100m to $500m in two months, with voice-of-customer research surveying active, inactive and churned users to improve product experience</w:t>
       </w:r>
     </w:p>
     <w:p>
@@ -177,7 +177,7 @@
           <w:sz w:val="20"/>
           <w:szCs w:val="20"/>
         </w:rPr>
-        <w:t xml:space="preserve">Sourced 3 major high net worth clients by identifying an acquisition opportunity during the MiCAR transition, building an 80-publisher contact list with AI and running the outreach</w:t>
+        <w:t xml:space="preserve">Converted 4 clients onto the loans product in Malaysia, developing its go-to-market across competitor review, brand and tone, and KOL, affiliate and referral partnerships, and establishing a compliance review process for the new market</w:t>
       </w:r>
     </w:p>
     <w:p>
@@ -199,7 +199,7 @@
           <w:sz w:val="20"/>
           <w:szCs w:val="20"/>
         </w:rPr>
-        <w:t xml:space="preserve">Grew cumulative perps trading volume 5x, from $100m to $500m in two months, with voice-of-customer research surveying active, inactive and churned users to improve product experience</w:t>
+        <w:t xml:space="preserve">Sourced 3 major high net worth clients by identifying an acquisition opportunity during the MiCAR transition, building an 80-publisher contact list with AI and running the outreach</w:t>
       </w:r>
     </w:p>
     <w:p>
@@ -392,7 +392,7 @@
           <w:sz w:val="20"/>
           <w:szCs w:val="20"/>
         </w:rPr>
-        <w:t xml:space="preserve">Led weekly Compliance reviews of all customer-facing consumer-finance messaging across channels</w:t>
+        <w:t xml:space="preserve">Built a company-wide automated reporting pipeline on lead conversion, cutting daily report preparation from 30 min to almost immediate output</w:t>
       </w:r>
     </w:p>
     <w:p>
@@ -414,7 +414,7 @@
           <w:sz w:val="20"/>
           <w:szCs w:val="20"/>
         </w:rPr>
-        <w:t xml:space="preserve">Increased daily conversions from 10 to 50+ (5x) by rebuilding landing and promotional pages in Figma and Photoshop, informed by funnel analysis in Power BI and Microsoft Clarity</w:t>
+        <w:t xml:space="preserve">Increased daily conversions from 10 to 50+ (5x) by rebuilding landing and promotional pages in Figma and Photoshop, informed by funnel analysis in Power BI, Excel and Microsoft Clarity, increased funnel progression by 5%</w:t>
       </w:r>
     </w:p>
     <w:p>
@@ -436,29 +436,7 @@
           <w:sz w:val="20"/>
           <w:szCs w:val="20"/>
         </w:rPr>
-        <w:t xml:space="preserve">Built a company-wide automated reporting pipeline on lead conversion, cutting daily report preparation from 30 min to almost immediate output</w:t>
-      </w:r>
-    </w:p>
-    <w:p>
-      <w:pPr>
-        <w:pStyle w:val="ListParagraph"/>
-        <w:numPr>
-          <w:ilvl w:val="0"/>
-          <w:numId w:val="2"/>
-        </w:numPr>
-        <w:spacing w:after="50"/>
-      </w:pPr>
-      <w:r>
-        <w:rPr>
-          <w:rFonts w:ascii="Calibri" w:cs="Calibri" w:eastAsia="Calibri" w:hAnsi="Calibri"/>
-          <w:b w:val="false"/>
-          <w:bCs w:val="false"/>
-          <w:i w:val="false"/>
-          <w:iCs w:val="false"/>
-          <w:sz w:val="20"/>
-          <w:szCs w:val="20"/>
-        </w:rPr>
-        <w:t xml:space="preserve">Managed £50k+ monthly budget with full accountability for efficiency, sustaining 120% ROAS</w:t>
+        <w:t xml:space="preserve">Managed £50k+ monthly paid budget with full accountability for efficiency, sustaining 120% ROAS</w:t>
       </w:r>
     </w:p>
     <w:p>

--- a/dist/Jessie-Chan-CV-bvnk-pmm.docx
+++ b/dist/Jessie-Chan-CV-bvnk-pmm.docx
@@ -155,7 +155,7 @@
           <w:sz w:val="20"/>
           <w:szCs w:val="20"/>
         </w:rPr>
-        <w:t xml:space="preserve">Grew cumulative perps trading volume 5x, from $100m to $500m in two months, with voice-of-customer research surveying active, inactive and churned users to improve product experience</w:t>
+        <w:t xml:space="preserve">Grew cumulative perps trading volume 5x, from $100m to $500m in two months, and user retention by 12% through voice-of-customer research with active, inactive and churned users</w:t>
       </w:r>
     </w:p>
     <w:p>
@@ -177,7 +177,7 @@
           <w:sz w:val="20"/>
           <w:szCs w:val="20"/>
         </w:rPr>
-        <w:t xml:space="preserve">Converted 4 clients onto the loans product in Malaysia, developing its go-to-market across competitor review, brand and tone, and KOL, affiliate and referral partnerships, and establishing a compliance review process for the new market</w:t>
+        <w:t xml:space="preserve">Converted 4 high net worth clients onto the loans product in Malaysia within 1 month of launch, leading its go-to-market across competitor review, brand and tone, and KOL, affiliate and referral partnerships, and establishing a compliance review process for the new market</w:t>
       </w:r>
     </w:p>
     <w:p>

--- a/dist/Jessie-Chan-CV-bvnk-pmm.docx
+++ b/dist/Jessie-Chan-CV-bvnk-pmm.docx
@@ -436,7 +436,7 @@
           <w:sz w:val="20"/>
           <w:szCs w:val="20"/>
         </w:rPr>
-        <w:t xml:space="preserve">Managed £50k+ monthly paid budget with full accountability for efficiency, sustaining 120% ROAS</w:t>
+        <w:t xml:space="preserve">Managed £50k+ monthly paid budget, sustaining 120% ROAS</w:t>
       </w:r>
     </w:p>
     <w:p>

--- a/dist/Jessie-Chan-CV-bvnk-pmm.docx
+++ b/dist/Jessie-Chan-CV-bvnk-pmm.docx
@@ -155,7 +155,7 @@
           <w:sz w:val="20"/>
           <w:szCs w:val="20"/>
         </w:rPr>
-        <w:t xml:space="preserve">Grew cumulative perps trading volume 5x, from $100m to $500m in two months, and user retention by 12% through voice-of-customer research with active, inactive and churned users</w:t>
+        <w:t xml:space="preserve">Grew cumulative perps trading volume from $100m to $500m (5x) in two months and increased user retention by 12% by leading voice-of-customer research with active, inactive and churned users and making the product and risk explainer persistent</w:t>
       </w:r>
     </w:p>
     <w:p>
@@ -177,7 +177,7 @@
           <w:sz w:val="20"/>
           <w:szCs w:val="20"/>
         </w:rPr>
-        <w:t xml:space="preserve">Converted 4 high net worth clients onto the loans product in Malaysia within 1 month of launch, leading its go-to-market across competitor review, brand and tone, and KOL, affiliate and referral partnerships, and establishing a compliance review process for the new market</w:t>
+        <w:t xml:space="preserve">Converted 4 high net worth clients onto the loans product in Malaysia within 1 month of launch by leading its go-to-market across competitor review, brand and tone, and KOL, affiliate and referral partnerships, and establishing a compliance review process for the new market</w:t>
       </w:r>
     </w:p>
     <w:p>
@@ -199,7 +199,7 @@
           <w:sz w:val="20"/>
           <w:szCs w:val="20"/>
         </w:rPr>
-        <w:t xml:space="preserve">Sourced 3 major high net worth clients by identifying an acquisition opportunity during the MiCAR transition, building an 80-publisher contact list with AI and running the outreach</w:t>
+        <w:t xml:space="preserve">Sourced 3 major high net worth clients by spotting that a major exchange was losing access to European clients under MiCAR and building an 80-publisher contact list with AI</w:t>
       </w:r>
     </w:p>
     <w:p>
@@ -221,7 +221,7 @@
           <w:sz w:val="20"/>
           <w:szCs w:val="20"/>
         </w:rPr>
-        <w:t xml:space="preserve">Generated 20+ active leads for Institutional business development by building a 100-operator prospect database, working with B2B Product Marketing on Institutional and Wealth projects</w:t>
+        <w:t xml:space="preserve">Generated 20+ active leads for Institutional business development by building a 100-operator prospect database, partnering with B2B Product Marketing on Institutional and Wealth projects</w:t>
       </w:r>
     </w:p>
     <w:p>
@@ -243,7 +243,7 @@
           <w:sz w:val="20"/>
           <w:szCs w:val="20"/>
         </w:rPr>
-        <w:t xml:space="preserve">Localised CRM communications into 24 languages with API tools, increasing email open rate by 10%</w:t>
+        <w:t xml:space="preserve">Increased email open rate by 10% by localising CRM communications into 24 languages with built-in CRM APIs</w:t>
       </w:r>
     </w:p>
     <w:p>
@@ -265,7 +265,7 @@
           <w:sz w:val="20"/>
           <w:szCs w:val="20"/>
         </w:rPr>
-        <w:t xml:space="preserve">Tested product messaging across 26 countries through 128 structured tests, scaling 5 winning campaign groups and cutting UK acquisition cost by 21.5% while volume rose 30.2%</w:t>
+        <w:t xml:space="preserve">Drove 600+ installs in the first 7 days of the Earn relaunch by recreating outdated creator assets with AI video after the rebrand</w:t>
       </w:r>
     </w:p>
     <w:p>
@@ -287,7 +287,7 @@
           <w:sz w:val="20"/>
           <w:szCs w:val="20"/>
         </w:rPr>
-        <w:t xml:space="preserve">Automated daily performance reporting with Claude Code and led its launch as a company-wide Streamlit dashboard with Data Engineering and Security, saving the team ~10 hours a month</w:t>
+        <w:t xml:space="preserve">Increased CTR from 0.4% to 1.15% (+188%) and cut production time by 75% by building the company's first in-house AI content production workflow, delivering 100+ video assets</w:t>
       </w:r>
     </w:p>
     <w:p>
@@ -309,68 +309,7 @@
           <w:sz w:val="20"/>
           <w:szCs w:val="20"/>
         </w:rPr>
-        <w:t xml:space="preserve">Built the company's first in-house AI content production workflow, delivering 100+ video assets, cutting production time by 75% and lifting CTR by 188%</w:t>
-      </w:r>
-    </w:p>
-    <w:p>
-      <w:pPr>
-        <w:tabs>
-          <w:tab w:val="right" w:pos="10466"/>
-        </w:tabs>
-        <w:spacing w:after="10" w:before="100"/>
-      </w:pPr>
-      <w:r>
-        <w:rPr>
-          <w:rFonts w:ascii="Calibri" w:cs="Calibri" w:eastAsia="Calibri" w:hAnsi="Calibri"/>
-          <w:b/>
-          <w:bCs/>
-          <w:i w:val="false"/>
-          <w:iCs w:val="false"/>
-          <w:sz w:val="20"/>
-          <w:szCs w:val="20"/>
-        </w:rPr>
-        <w:t xml:space="preserve">Performance Marketer</w:t>
-      </w:r>
-      <w:r>
-        <w:rPr>
-          <w:rFonts w:ascii="Calibri" w:cs="Calibri" w:eastAsia="Calibri" w:hAnsi="Calibri"/>
-          <w:b w:val="false"/>
-          <w:bCs w:val="false"/>
-          <w:i w:val="false"/>
-          <w:iCs w:val="false"/>
-          <w:sz w:val="20"/>
-          <w:szCs w:val="20"/>
-        </w:rPr>
-        <w:t xml:space="preserve">	</w:t>
-      </w:r>
-      <w:r>
-        <w:rPr>
-          <w:rFonts w:ascii="Calibri" w:cs="Calibri" w:eastAsia="Calibri" w:hAnsi="Calibri"/>
-          <w:b/>
-          <w:bCs/>
-          <w:i w:val="false"/>
-          <w:iCs w:val="false"/>
-          <w:sz w:val="20"/>
-          <w:szCs w:val="20"/>
-        </w:rPr>
-        <w:t xml:space="preserve">Feb 2025 – Apr 2026</w:t>
-      </w:r>
-    </w:p>
-    <w:p>
-      <w:pPr>
-        <w:spacing w:after="60"/>
-      </w:pPr>
-      <w:r>
-        <w:rPr>
-          <w:rFonts w:ascii="Calibri" w:cs="Calibri" w:eastAsia="Calibri" w:hAnsi="Calibri"/>
-          <w:b w:val="false"/>
-          <w:bCs w:val="false"/>
-          <w:i/>
-          <w:iCs/>
-          <w:sz w:val="20"/>
-          <w:szCs w:val="20"/>
-        </w:rPr>
-        <w:t xml:space="preserve">Malaberg, London, United Kingdom</w:t>
+        <w:t xml:space="preserve">Saved the team ~10 hours a month by automating daily performance reporting with Claude Code and MCP connectors, and led its launch as a company-wide Streamlit dashboard with Data Engineering and Security</w:t>
       </w:r>
     </w:p>
     <w:p>
@@ -392,7 +331,68 @@
           <w:sz w:val="20"/>
           <w:szCs w:val="20"/>
         </w:rPr>
-        <w:t xml:space="preserve">Built a company-wide automated reporting pipeline on lead conversion, cutting daily report preparation from 30 min to almost immediate output</w:t>
+        <w:t xml:space="preserve">Cut UK acquisition cost by 21.5% while volume rose 30.2% by running 128 structured messaging tests across 26 countries and scaling 5 winning campaign groups</w:t>
+      </w:r>
+    </w:p>
+    <w:p>
+      <w:pPr>
+        <w:tabs>
+          <w:tab w:val="right" w:pos="10466"/>
+        </w:tabs>
+        <w:spacing w:after="10" w:before="100"/>
+      </w:pPr>
+      <w:r>
+        <w:rPr>
+          <w:rFonts w:ascii="Calibri" w:cs="Calibri" w:eastAsia="Calibri" w:hAnsi="Calibri"/>
+          <w:b/>
+          <w:bCs/>
+          <w:i w:val="false"/>
+          <w:iCs w:val="false"/>
+          <w:sz w:val="20"/>
+          <w:szCs w:val="20"/>
+        </w:rPr>
+        <w:t xml:space="preserve">Performance Marketer</w:t>
+      </w:r>
+      <w:r>
+        <w:rPr>
+          <w:rFonts w:ascii="Calibri" w:cs="Calibri" w:eastAsia="Calibri" w:hAnsi="Calibri"/>
+          <w:b w:val="false"/>
+          <w:bCs w:val="false"/>
+          <w:i w:val="false"/>
+          <w:iCs w:val="false"/>
+          <w:sz w:val="20"/>
+          <w:szCs w:val="20"/>
+        </w:rPr>
+        <w:t xml:space="preserve">	</w:t>
+      </w:r>
+      <w:r>
+        <w:rPr>
+          <w:rFonts w:ascii="Calibri" w:cs="Calibri" w:eastAsia="Calibri" w:hAnsi="Calibri"/>
+          <w:b/>
+          <w:bCs/>
+          <w:i w:val="false"/>
+          <w:iCs w:val="false"/>
+          <w:sz w:val="20"/>
+          <w:szCs w:val="20"/>
+        </w:rPr>
+        <w:t xml:space="preserve">Feb 2025 – Apr 2026</w:t>
+      </w:r>
+    </w:p>
+    <w:p>
+      <w:pPr>
+        <w:spacing w:after="60"/>
+      </w:pPr>
+      <w:r>
+        <w:rPr>
+          <w:rFonts w:ascii="Calibri" w:cs="Calibri" w:eastAsia="Calibri" w:hAnsi="Calibri"/>
+          <w:b w:val="false"/>
+          <w:bCs w:val="false"/>
+          <w:i/>
+          <w:iCs/>
+          <w:sz w:val="20"/>
+          <w:szCs w:val="20"/>
+        </w:rPr>
+        <w:t xml:space="preserve">Malaberg, London, United Kingdom</w:t>
       </w:r>
     </w:p>
     <w:p>
@@ -414,7 +414,7 @@
           <w:sz w:val="20"/>
           <w:szCs w:val="20"/>
         </w:rPr>
-        <w:t xml:space="preserve">Increased daily conversions from 10 to 50+ (5x) by rebuilding landing and promotional pages in Figma and Photoshop, informed by funnel analysis in Power BI, Excel and Microsoft Clarity, increased funnel progression by 5%</w:t>
+        <w:t xml:space="preserve">Increased daily conversions from 10 to 50+ (5x) and funnel progression by 5% by rebuilding landing and promotional pages in Figma and Photoshop, informed by funnel analysis in Power BI, Excel and Microsoft Clarity</w:t>
       </w:r>
     </w:p>
     <w:p>
@@ -436,7 +436,29 @@
           <w:sz w:val="20"/>
           <w:szCs w:val="20"/>
         </w:rPr>
-        <w:t xml:space="preserve">Managed £50k+ monthly paid budget, sustaining 120% ROAS</w:t>
+        <w:t xml:space="preserve">Cut daily report preparation from 30 min to near-instant by building a company-wide automated reporting pipeline on lead conversion</w:t>
+      </w:r>
+    </w:p>
+    <w:p>
+      <w:pPr>
+        <w:pStyle w:val="ListParagraph"/>
+        <w:numPr>
+          <w:ilvl w:val="0"/>
+          <w:numId w:val="2"/>
+        </w:numPr>
+        <w:spacing w:after="50"/>
+      </w:pPr>
+      <w:r>
+        <w:rPr>
+          <w:rFonts w:ascii="Calibri" w:cs="Calibri" w:eastAsia="Calibri" w:hAnsi="Calibri"/>
+          <w:b w:val="false"/>
+          <w:bCs w:val="false"/>
+          <w:i w:val="false"/>
+          <w:iCs w:val="false"/>
+          <w:sz w:val="20"/>
+          <w:szCs w:val="20"/>
+        </w:rPr>
+        <w:t xml:space="preserve">Sustained 120% ROAS while managing £50k+ monthly paid budget</w:t>
       </w:r>
     </w:p>
     <w:p>
@@ -610,8 +632,13 @@
           <w:sz w:val="20"/>
           <w:szCs w:val="20"/>
         </w:rPr>
-        <w:t xml:space="preserve">Go-to-market and launch planning, positioning and messaging, competitive analysis, lifecycle and CRM communications, product page and app-store content, KOL, affiliate and referral partnerships, financial promotions approval (UK FinProm, Adclear); </w:t>
-      </w:r>
+        <w:t xml:space="preserve">Go-to-market, product launches, product adoption, positioning and messaging, competitive analysis, customer communications, lifecycle and CRM marketing</w:t>
+      </w:r>
+    </w:p>
+    <w:p>
+      <w:pPr>
+        <w:spacing w:after="60"/>
+      </w:pPr>
       <w:r>
         <w:rPr>
           <w:rFonts w:ascii="Calibri" w:cs="Calibri" w:eastAsia="Calibri" w:hAnsi="Calibri"/>
@@ -634,8 +661,42 @@
           <w:sz w:val="20"/>
           <w:szCs w:val="20"/>
         </w:rPr>
-        <w:t xml:space="preserve">Survey design and segmentation, customer and competitor research (Appfollow), funnel and cohort analysis, structured test design, Power BI, Excel, Microsoft Clarity, R, Python, SQL; </w:t>
-      </w:r>
+        <w:t xml:space="preserve">Voice-of-customer research, survey design and segmentation, churn analysis, funnel and cohort analysis, A/B testing</w:t>
+      </w:r>
+    </w:p>
+    <w:p>
+      <w:pPr>
+        <w:spacing w:after="60"/>
+      </w:pPr>
+      <w:r>
+        <w:rPr>
+          <w:rFonts w:ascii="Calibri" w:cs="Calibri" w:eastAsia="Calibri" w:hAnsi="Calibri"/>
+          <w:b/>
+          <w:bCs/>
+          <w:i w:val="false"/>
+          <w:iCs w:val="false"/>
+          <w:sz w:val="20"/>
+          <w:szCs w:val="20"/>
+        </w:rPr>
+        <w:t xml:space="preserve">Compliance: </w:t>
+      </w:r>
+      <w:r>
+        <w:rPr>
+          <w:rFonts w:ascii="Calibri" w:cs="Calibri" w:eastAsia="Calibri" w:hAnsi="Calibri"/>
+          <w:b w:val="false"/>
+          <w:bCs w:val="false"/>
+          <w:i w:val="false"/>
+          <w:iCs w:val="false"/>
+          <w:sz w:val="20"/>
+          <w:szCs w:val="20"/>
+        </w:rPr>
+        <w:t xml:space="preserve">Financial promotions approval (UK FinProm, Adclear), new-market compliance review, regulated messaging with Legal and Compliance</w:t>
+      </w:r>
+    </w:p>
+    <w:p>
+      <w:pPr>
+        <w:spacing w:after="60"/>
+      </w:pPr>
       <w:r>
         <w:rPr>
           <w:rFonts w:ascii="Calibri" w:cs="Calibri" w:eastAsia="Calibri" w:hAnsi="Calibri"/>
@@ -658,56 +719,42 @@
           <w:sz w:val="20"/>
           <w:szCs w:val="20"/>
         </w:rPr>
-        <w:t xml:space="preserve">Automation workflows (Claude Code, Cursor), MCP and API integrations (Windsor.ai), vibe-coded apps and bots (deployed on fly.io), AI content workflow design, tools: Runway, Jitter, Gemini, ElevenLabs; </w:t>
-      </w:r>
-      <w:r>
-        <w:rPr>
-          <w:rFonts w:ascii="Calibri" w:cs="Calibri" w:eastAsia="Calibri" w:hAnsi="Calibri"/>
-          <w:b/>
-          <w:bCs/>
-          <w:i w:val="false"/>
-          <w:iCs w:val="false"/>
-          <w:sz w:val="20"/>
-          <w:szCs w:val="20"/>
-        </w:rPr>
-        <w:t xml:space="preserve">Creative &amp; channels: </w:t>
-      </w:r>
-      <w:r>
-        <w:rPr>
-          <w:rFonts w:ascii="Calibri" w:cs="Calibri" w:eastAsia="Calibri" w:hAnsi="Calibri"/>
-          <w:b w:val="false"/>
-          <w:bCs w:val="false"/>
-          <w:i w:val="false"/>
-          <w:iCs w:val="false"/>
-          <w:sz w:val="20"/>
-          <w:szCs w:val="20"/>
-        </w:rPr>
-        <w:t xml:space="preserve">Creative briefing and direction, agency and partner management, Figma, Photoshop, Apple Search Ads, Google Ads, Meta, TikTok, LinkedIn; </w:t>
-      </w:r>
-      <w:r>
-        <w:rPr>
-          <w:rFonts w:ascii="Calibri" w:cs="Calibri" w:eastAsia="Calibri" w:hAnsi="Calibri"/>
-          <w:b/>
-          <w:bCs/>
-          <w:i w:val="false"/>
-          <w:iCs w:val="false"/>
-          <w:sz w:val="20"/>
-          <w:szCs w:val="20"/>
-        </w:rPr>
-        <w:t xml:space="preserve">Personal interest: </w:t>
-      </w:r>
-      <w:r>
-        <w:rPr>
-          <w:rFonts w:ascii="Calibri" w:cs="Calibri" w:eastAsia="Calibri" w:hAnsi="Calibri"/>
-          <w:b w:val="false"/>
-          <w:bCs w:val="false"/>
-          <w:i w:val="false"/>
-          <w:iCs w:val="false"/>
-          <w:sz w:val="20"/>
-          <w:szCs w:val="20"/>
-        </w:rPr>
-        <w:t xml:space="preserve">Digital assets, business psychology, languages, martial arts, weightlifting; </w:t>
-      </w:r>
+        <w:t xml:space="preserve">Claude Code, Cursor, LLMs, MCP and API integrations (Windsor.ai), AI content production, automated dashboards (Streamlit)</w:t>
+      </w:r>
+    </w:p>
+    <w:p>
+      <w:pPr>
+        <w:spacing w:after="60"/>
+      </w:pPr>
+      <w:r>
+        <w:rPr>
+          <w:rFonts w:ascii="Calibri" w:cs="Calibri" w:eastAsia="Calibri" w:hAnsi="Calibri"/>
+          <w:b/>
+          <w:bCs/>
+          <w:i w:val="false"/>
+          <w:iCs w:val="false"/>
+          <w:sz w:val="20"/>
+          <w:szCs w:val="20"/>
+        </w:rPr>
+        <w:t xml:space="preserve">Tools: </w:t>
+      </w:r>
+      <w:r>
+        <w:rPr>
+          <w:rFonts w:ascii="Calibri" w:cs="Calibri" w:eastAsia="Calibri" w:hAnsi="Calibri"/>
+          <w:b w:val="false"/>
+          <w:bCs w:val="false"/>
+          <w:i w:val="false"/>
+          <w:iCs w:val="false"/>
+          <w:sz w:val="20"/>
+          <w:szCs w:val="20"/>
+        </w:rPr>
+        <w:t xml:space="preserve">Power BI, Excel, Microsoft Clarity, SQL, Python, R, Figma, Photoshop, Apple Search Ads, Google Ads, Meta, TikTok, LinkedIn</w:t>
+      </w:r>
+    </w:p>
+    <w:p>
+      <w:pPr>
+        <w:spacing w:after="60"/>
+      </w:pPr>
       <w:r>
         <w:rPr>
           <w:rFonts w:ascii="Calibri" w:cs="Calibri" w:eastAsia="Calibri" w:hAnsi="Calibri"/>
